--- a/sourse/с, с++/Операционные системы pintOS/Отчет4_Черникова.docx
+++ b/sourse/с, с++/Операционные системы pintOS/Отчет4_Черникова.docx
@@ -381,7 +381,7 @@
         <w:rPr>
           <w:rFonts w:cs="Times New Roman"/>
         </w:rPr>
-        <w:t xml:space="preserve"> 5131001/20003</w:t>
+        <w:t xml:space="preserve"> </w:t>
       </w:r>
       <w:r>
         <w:rPr>
@@ -976,15 +976,71 @@
       </w:r>
       <w:proofErr w:type="spellEnd"/>
       <w:r>
+        <w:t xml:space="preserve"> tid;                          /* Thread identifier. */</w:t>
+      </w:r>
+    </w:p>
+    <w:p>
+      <w:pPr>
+        <w:pStyle w:val="a6"/>
+      </w:pPr>
+      <w:r>
+        <w:t xml:space="preserve">    </w:t>
+      </w:r>
+      <w:proofErr w:type="spellStart"/>
+      <w:r>
+        <w:t>enum</w:t>
+      </w:r>
+      <w:proofErr w:type="spellEnd"/>
+      <w:r>
         <w:t xml:space="preserve"> </w:t>
       </w:r>
-      <w:proofErr w:type="gramStart"/>
-      <w:r>
-        <w:t xml:space="preserve">tid;   </w:t>
-      </w:r>
-      <w:proofErr w:type="gramEnd"/>
-      <w:r>
-        <w:t xml:space="preserve">                       /* Thread identifier. */</w:t>
+      <w:proofErr w:type="spellStart"/>
+      <w:r>
+        <w:t>thread_status</w:t>
+      </w:r>
+      <w:proofErr w:type="spellEnd"/>
+      <w:r>
+        <w:t xml:space="preserve"> status;          /* Thread state. */</w:t>
+      </w:r>
+    </w:p>
+    <w:p>
+      <w:pPr>
+        <w:pStyle w:val="a6"/>
+      </w:pPr>
+      <w:r>
+        <w:t xml:space="preserve">    char name[16];                      /* Name (for debugging purposes). */</w:t>
+      </w:r>
+    </w:p>
+    <w:p>
+      <w:pPr>
+        <w:pStyle w:val="a6"/>
+      </w:pPr>
+      <w:r>
+        <w:t xml:space="preserve">    uint8_t *stack;                     /* Saved stack pointer. */</w:t>
+      </w:r>
+    </w:p>
+    <w:p>
+      <w:pPr>
+        <w:pStyle w:val="a6"/>
+      </w:pPr>
+      <w:r>
+        <w:t xml:space="preserve">    int priority;                       /* Priority. */</w:t>
+      </w:r>
+    </w:p>
+    <w:p>
+      <w:pPr>
+        <w:pStyle w:val="a6"/>
+      </w:pPr>
+      <w:r>
+        <w:t xml:space="preserve">    struct </w:t>
+      </w:r>
+      <w:proofErr w:type="spellStart"/>
+      <w:r>
+        <w:t>list_elem</w:t>
+      </w:r>
+      <w:proofErr w:type="spellEnd"/>
+      <w:r>
+        <w:t xml:space="preserve"> allelem;           /* List element for all threads list. */</w:t>
       </w:r>
     </w:p>
     <w:p>
@@ -994,77 +1050,29 @@
       <w:r>
         <w:t xml:space="preserve">    </w:t>
       </w:r>
-      <w:proofErr w:type="spellStart"/>
-      <w:r>
-        <w:t>enum</w:t>
-      </w:r>
-      <w:proofErr w:type="spellEnd"/>
-      <w:r>
-        <w:t xml:space="preserve"> </w:t>
-      </w:r>
-      <w:proofErr w:type="spellStart"/>
-      <w:r>
-        <w:t>thread_status</w:t>
-      </w:r>
-      <w:proofErr w:type="spellEnd"/>
-      <w:r>
-        <w:t xml:space="preserve"> </w:t>
-      </w:r>
-      <w:proofErr w:type="gramStart"/>
-      <w:r>
-        <w:t xml:space="preserve">status;   </w:t>
-      </w:r>
-      <w:proofErr w:type="gramEnd"/>
-      <w:r>
-        <w:t xml:space="preserve">       /* Thread state. */</w:t>
-      </w:r>
-    </w:p>
-    <w:p>
-      <w:pPr>
-        <w:pStyle w:val="a6"/>
-      </w:pPr>
-      <w:r>
-        <w:t xml:space="preserve">    char </w:t>
-      </w:r>
-      <w:proofErr w:type="gramStart"/>
-      <w:r>
-        <w:t>name[</w:t>
-      </w:r>
-      <w:proofErr w:type="gramEnd"/>
-      <w:r>
-        <w:t>16];                      /* Name (for debugging purposes). */</w:t>
-      </w:r>
-    </w:p>
-    <w:p>
-      <w:pPr>
-        <w:pStyle w:val="a6"/>
-      </w:pPr>
-      <w:r>
-        <w:t xml:space="preserve">    uint8_t *</w:t>
-      </w:r>
-      <w:proofErr w:type="gramStart"/>
-      <w:r>
-        <w:t xml:space="preserve">stack;   </w:t>
-      </w:r>
-      <w:proofErr w:type="gramEnd"/>
-      <w:r>
-        <w:t xml:space="preserve">                  /* Saved stack pointer. */</w:t>
-      </w:r>
-    </w:p>
-    <w:p>
-      <w:pPr>
-        <w:pStyle w:val="a6"/>
-      </w:pPr>
-      <w:r>
-        <w:t xml:space="preserve">    int </w:t>
-      </w:r>
-      <w:proofErr w:type="gramStart"/>
-      <w:r>
-        <w:t xml:space="preserve">priority;   </w:t>
-      </w:r>
-      <w:proofErr w:type="gramEnd"/>
-      <w:r>
-        <w:t xml:space="preserve">                    /* Priority. */</w:t>
+    </w:p>
+    <w:p>
+      <w:pPr>
+        <w:pStyle w:val="a6"/>
+      </w:pPr>
+      <w:r>
+        <w:t xml:space="preserve">    /* Shared between </w:t>
+      </w:r>
+      <w:proofErr w:type="spellStart"/>
+      <w:r>
+        <w:t>thread.c</w:t>
+      </w:r>
+      <w:proofErr w:type="spellEnd"/>
+      <w:r>
+        <w:t xml:space="preserve"> and </w:t>
+      </w:r>
+      <w:proofErr w:type="spellStart"/>
+      <w:r>
+        <w:t>synch.c</w:t>
+      </w:r>
+      <w:proofErr w:type="spellEnd"/>
+      <w:r>
+        <w:t>. */</w:t>
       </w:r>
     </w:p>
     <w:p>
@@ -1080,36 +1088,81 @@
       </w:r>
       <w:proofErr w:type="spellEnd"/>
       <w:r>
-        <w:t xml:space="preserve"> </w:t>
-      </w:r>
-      <w:proofErr w:type="spellStart"/>
-      <w:proofErr w:type="gramStart"/>
-      <w:r>
-        <w:t>allelem</w:t>
-      </w:r>
-      <w:proofErr w:type="spellEnd"/>
-      <w:r>
-        <w:t xml:space="preserve">;   </w:t>
-      </w:r>
-      <w:proofErr w:type="gramEnd"/>
-      <w:r>
-        <w:t xml:space="preserve">        /* List element for all threads list. */</w:t>
-      </w:r>
-    </w:p>
-    <w:p>
-      <w:pPr>
-        <w:pStyle w:val="a6"/>
-      </w:pPr>
-      <w:r>
-        <w:t xml:space="preserve">    </w:t>
-      </w:r>
-    </w:p>
-    <w:p>
-      <w:pPr>
-        <w:pStyle w:val="a6"/>
-      </w:pPr>
-      <w:r>
-        <w:t xml:space="preserve">    /* Shared between </w:t>
+        <w:t xml:space="preserve"> elem;              /* List element. */</w:t>
+      </w:r>
+    </w:p>
+    <w:p>
+      <w:pPr>
+        <w:pStyle w:val="a6"/>
+      </w:pPr>
+    </w:p>
+    <w:p>
+      <w:pPr>
+        <w:pStyle w:val="a6"/>
+      </w:pPr>
+      <w:r>
+        <w:t>#ifdef USERPROG</w:t>
+      </w:r>
+    </w:p>
+    <w:p>
+      <w:pPr>
+        <w:pStyle w:val="a6"/>
+      </w:pPr>
+      <w:r>
+        <w:t xml:space="preserve">    /* Owned by </w:t>
+      </w:r>
+      <w:proofErr w:type="spellStart"/>
+      <w:r>
+        <w:t>userprog</w:t>
+      </w:r>
+      <w:proofErr w:type="spellEnd"/>
+      <w:r>
+        <w:t>/</w:t>
+      </w:r>
+      <w:proofErr w:type="spellStart"/>
+      <w:r>
+        <w:t>process.c</w:t>
+      </w:r>
+      <w:proofErr w:type="spellEnd"/>
+      <w:r>
+        <w:t>. */</w:t>
+      </w:r>
+    </w:p>
+    <w:p>
+      <w:pPr>
+        <w:pStyle w:val="a6"/>
+      </w:pPr>
+      <w:r>
+        <w:t xml:space="preserve">    uint32_t *</w:t>
+      </w:r>
+      <w:proofErr w:type="spellStart"/>
+      <w:r>
+        <w:t>pagedir</w:t>
+      </w:r>
+      <w:proofErr w:type="spellEnd"/>
+      <w:r>
+        <w:t>;                  /* Page directory. */</w:t>
+      </w:r>
+    </w:p>
+    <w:p>
+      <w:pPr>
+        <w:pStyle w:val="a6"/>
+      </w:pPr>
+      <w:r>
+        <w:t>#endif</w:t>
+      </w:r>
+    </w:p>
+    <w:p>
+      <w:pPr>
+        <w:pStyle w:val="a6"/>
+      </w:pPr>
+    </w:p>
+    <w:p>
+      <w:pPr>
+        <w:pStyle w:val="a6"/>
+      </w:pPr>
+      <w:r>
+        <w:t xml:space="preserve">    /* Owned by </w:t>
       </w:r>
       <w:proofErr w:type="spellStart"/>
       <w:r>
@@ -1117,14 +1170,6 @@
       </w:r>
       <w:proofErr w:type="spellEnd"/>
       <w:r>
-        <w:t xml:space="preserve"> and </w:t>
-      </w:r>
-      <w:proofErr w:type="spellStart"/>
-      <w:r>
-        <w:t>synch.c</w:t>
-      </w:r>
-      <w:proofErr w:type="spellEnd"/>
-      <w:r>
         <w:t>. */</w:t>
       </w:r>
     </w:p>
@@ -1133,131 +1178,7 @@
         <w:pStyle w:val="a6"/>
       </w:pPr>
       <w:r>
-        <w:t xml:space="preserve">    struct </w:t>
-      </w:r>
-      <w:proofErr w:type="spellStart"/>
-      <w:r>
-        <w:t>list_elem</w:t>
-      </w:r>
-      <w:proofErr w:type="spellEnd"/>
-      <w:r>
-        <w:t xml:space="preserve"> </w:t>
-      </w:r>
-      <w:proofErr w:type="spellStart"/>
-      <w:proofErr w:type="gramStart"/>
-      <w:r>
-        <w:t>elem</w:t>
-      </w:r>
-      <w:proofErr w:type="spellEnd"/>
-      <w:r>
-        <w:t xml:space="preserve">;   </w:t>
-      </w:r>
-      <w:proofErr w:type="gramEnd"/>
-      <w:r>
-        <w:t xml:space="preserve">           /* List element. */</w:t>
-      </w:r>
-    </w:p>
-    <w:p>
-      <w:pPr>
-        <w:pStyle w:val="a6"/>
-      </w:pPr>
-    </w:p>
-    <w:p>
-      <w:pPr>
-        <w:pStyle w:val="a6"/>
-      </w:pPr>
-      <w:r>
-        <w:t>#ifdef USERPROG</w:t>
-      </w:r>
-    </w:p>
-    <w:p>
-      <w:pPr>
-        <w:pStyle w:val="a6"/>
-      </w:pPr>
-      <w:r>
-        <w:t xml:space="preserve">    /* Owned by </w:t>
-      </w:r>
-      <w:proofErr w:type="spellStart"/>
-      <w:r>
-        <w:t>userprog</w:t>
-      </w:r>
-      <w:proofErr w:type="spellEnd"/>
-      <w:r>
-        <w:t>/</w:t>
-      </w:r>
-      <w:proofErr w:type="spellStart"/>
-      <w:r>
-        <w:t>process.c</w:t>
-      </w:r>
-      <w:proofErr w:type="spellEnd"/>
-      <w:r>
-        <w:t>. */</w:t>
-      </w:r>
-    </w:p>
-    <w:p>
-      <w:pPr>
-        <w:pStyle w:val="a6"/>
-      </w:pPr>
-      <w:r>
-        <w:t xml:space="preserve">    uint32_t *</w:t>
-      </w:r>
-      <w:proofErr w:type="spellStart"/>
-      <w:proofErr w:type="gramStart"/>
-      <w:r>
-        <w:t>pagedir</w:t>
-      </w:r>
-      <w:proofErr w:type="spellEnd"/>
-      <w:r>
-        <w:t xml:space="preserve">;   </w:t>
-      </w:r>
-      <w:proofErr w:type="gramEnd"/>
-      <w:r>
-        <w:t xml:space="preserve">               /* Page directory. */</w:t>
-      </w:r>
-    </w:p>
-    <w:p>
-      <w:pPr>
-        <w:pStyle w:val="a6"/>
-      </w:pPr>
-      <w:r>
-        <w:t>#endif</w:t>
-      </w:r>
-    </w:p>
-    <w:p>
-      <w:pPr>
-        <w:pStyle w:val="a6"/>
-      </w:pPr>
-    </w:p>
-    <w:p>
-      <w:pPr>
-        <w:pStyle w:val="a6"/>
-      </w:pPr>
-      <w:r>
-        <w:t xml:space="preserve">    /* Owned by </w:t>
-      </w:r>
-      <w:proofErr w:type="spellStart"/>
-      <w:r>
-        <w:t>thread.c</w:t>
-      </w:r>
-      <w:proofErr w:type="spellEnd"/>
-      <w:r>
-        <w:t>. */</w:t>
-      </w:r>
-    </w:p>
-    <w:p>
-      <w:pPr>
-        <w:pStyle w:val="a6"/>
-      </w:pPr>
-      <w:r>
-        <w:t xml:space="preserve">    unsigned </w:t>
-      </w:r>
-      <w:proofErr w:type="gramStart"/>
-      <w:r>
-        <w:t xml:space="preserve">magic;   </w:t>
-      </w:r>
-      <w:proofErr w:type="gramEnd"/>
-      <w:r>
-        <w:t xml:space="preserve">                  /* Detects stack overflow. */</w:t>
+        <w:t xml:space="preserve">    unsigned magic;                     /* Detects stack overflow. */</w:t>
       </w:r>
     </w:p>
     <w:p>
@@ -1650,28 +1571,14 @@
         <w:rPr>
           <w:highlight w:val="yellow"/>
         </w:rPr>
-        <w:t>true_file_</w:t>
-      </w:r>
-      <w:proofErr w:type="gramStart"/>
-      <w:r>
-        <w:rPr>
-          <w:highlight w:val="yellow"/>
-        </w:rPr>
-        <w:t>name</w:t>
-      </w:r>
-      <w:proofErr w:type="spellEnd"/>
-      <w:r>
-        <w:rPr>
-          <w:highlight w:val="yellow"/>
-        </w:rPr>
-        <w:t>[</w:t>
-      </w:r>
-      <w:proofErr w:type="gramEnd"/>
-      <w:r>
-        <w:rPr>
-          <w:highlight w:val="yellow"/>
-        </w:rPr>
-        <w:t>25];</w:t>
+        <w:t>true_file_name</w:t>
+      </w:r>
+      <w:proofErr w:type="spellEnd"/>
+      <w:r>
+        <w:rPr>
+          <w:highlight w:val="yellow"/>
+        </w:rPr>
+        <w:t>[25];</w:t>
       </w:r>
     </w:p>
     <w:p>
@@ -1754,21 +1661,7 @@
         <w:rPr>
           <w:highlight w:val="yellow"/>
         </w:rPr>
-        <w:t xml:space="preserve">  for</w:t>
-      </w:r>
-      <w:proofErr w:type="gramStart"/>
-      <w:r>
-        <w:rPr>
-          <w:highlight w:val="yellow"/>
-        </w:rPr>
-        <w:t>(;j</w:t>
-      </w:r>
-      <w:proofErr w:type="gramEnd"/>
-      <w:r>
-        <w:rPr>
-          <w:highlight w:val="yellow"/>
-        </w:rPr>
-        <w:t>&lt;25&amp;&amp;</w:t>
+        <w:t xml:space="preserve">  for(;j&lt;25&amp;&amp;</w:t>
       </w:r>
       <w:proofErr w:type="spellStart"/>
       <w:r>
@@ -1946,15 +1839,7 @@
         <w:pStyle w:val="a6"/>
       </w:pPr>
       <w:r>
-        <w:t xml:space="preserve">     Otherwise there's a race between the caller and </w:t>
-      </w:r>
-      <w:proofErr w:type="gramStart"/>
-      <w:r>
-        <w:t>load(</w:t>
-      </w:r>
-      <w:proofErr w:type="gramEnd"/>
-      <w:r>
-        <w:t>). */</w:t>
+        <w:t xml:space="preserve">     Otherwise there's a race between the caller and load(). */</w:t>
       </w:r>
     </w:p>
     <w:p>
@@ -2214,19 +2099,11 @@
       </w:r>
       <w:proofErr w:type="spellStart"/>
       <w:r>
-        <w:t>child_</w:t>
-      </w:r>
-      <w:proofErr w:type="gramStart"/>
-      <w:r>
-        <w:t>tid</w:t>
-      </w:r>
-      <w:proofErr w:type="spellEnd"/>
-      <w:r>
-        <w:t xml:space="preserve"> )</w:t>
-      </w:r>
-      <w:proofErr w:type="gramEnd"/>
-      <w:r>
-        <w:t xml:space="preserve"> </w:t>
+        <w:t>child_tid</w:t>
+      </w:r>
+      <w:proofErr w:type="spellEnd"/>
+      <w:r>
+        <w:t xml:space="preserve"> ) </w:t>
       </w:r>
     </w:p>
     <w:p>
@@ -2398,15 +2275,7 @@
         <w:pStyle w:val="a6"/>
       </w:pPr>
       <w:r>
-        <w:t xml:space="preserve">  if (</w:t>
-      </w:r>
-      <w:proofErr w:type="gramStart"/>
-      <w:r>
-        <w:t>pd !</w:t>
-      </w:r>
-      <w:proofErr w:type="gramEnd"/>
-      <w:r>
-        <w:t xml:space="preserve">= NULL) </w:t>
+        <w:t xml:space="preserve">  if (pd != NULL) </w:t>
       </w:r>
     </w:p>
     <w:p>
@@ -2587,7 +2456,6 @@
         <w:t xml:space="preserve">      </w:t>
       </w:r>
       <w:proofErr w:type="spellStart"/>
-      <w:proofErr w:type="gramStart"/>
       <w:r>
         <w:rPr>
           <w:highlight w:val="yellow"/>
@@ -2599,14 +2467,7 @@
         <w:rPr>
           <w:highlight w:val="yellow"/>
         </w:rPr>
-        <w:t>(</w:t>
-      </w:r>
-      <w:proofErr w:type="gramEnd"/>
-      <w:r>
-        <w:rPr>
-          <w:highlight w:val="yellow"/>
-        </w:rPr>
-        <w:t>"%s: exit(%d)\n", cur-&gt;name, cur-&gt;</w:t>
+        <w:t>("%s: exit(%d)\n", cur-&gt;name, cur-&gt;</w:t>
       </w:r>
       <w:proofErr w:type="spellStart"/>
       <w:r>
@@ -2881,7 +2742,6 @@
         <w:t xml:space="preserve">  </w:t>
       </w:r>
       <w:proofErr w:type="spellStart"/>
-      <w:proofErr w:type="gramStart"/>
       <w:r>
         <w:rPr>
           <w:highlight w:val="yellow"/>
@@ -2896,7 +2756,6 @@
         <w:t>(</w:t>
       </w:r>
       <w:proofErr w:type="spellStart"/>
-      <w:proofErr w:type="gramEnd"/>
       <w:r>
         <w:rPr>
           <w:highlight w:val="yellow"/>
@@ -3047,14 +2906,7 @@
         <w:rPr>
           <w:highlight w:val="yellow"/>
         </w:rPr>
-        <w:t>strtok_</w:t>
-      </w:r>
-      <w:proofErr w:type="gramStart"/>
-      <w:r>
-        <w:rPr>
-          <w:highlight w:val="yellow"/>
-        </w:rPr>
-        <w:t>r</w:t>
+        <w:t>strtok_r</w:t>
       </w:r>
       <w:proofErr w:type="spellEnd"/>
       <w:r>
@@ -3064,7 +2916,6 @@
         <w:t>(</w:t>
       </w:r>
       <w:proofErr w:type="spellStart"/>
-      <w:proofErr w:type="gramEnd"/>
       <w:r>
         <w:rPr>
           <w:highlight w:val="yellow"/>
@@ -3108,14 +2959,41 @@
         <w:rPr>
           <w:highlight w:val="yellow"/>
         </w:rPr>
-        <w:t>thread_</w:t>
-      </w:r>
-      <w:proofErr w:type="gramStart"/>
-      <w:r>
-        <w:rPr>
-          <w:highlight w:val="yellow"/>
-        </w:rPr>
-        <w:t>current</w:t>
+        <w:t>thread_current</w:t>
+      </w:r>
+      <w:proofErr w:type="spellEnd"/>
+      <w:r>
+        <w:rPr>
+          <w:highlight w:val="yellow"/>
+        </w:rPr>
+        <w:t>()-&gt;nam</w:t>
+      </w:r>
+      <w:r>
+        <w:rPr>
+          <w:highlight w:val="yellow"/>
+        </w:rPr>
+        <w:t xml:space="preserve">e, </w:t>
+      </w:r>
+      <w:proofErr w:type="spellStart"/>
+      <w:r>
+        <w:rPr>
+          <w:highlight w:val="yellow"/>
+        </w:rPr>
+        <w:t>fname</w:t>
+      </w:r>
+      <w:proofErr w:type="spellEnd"/>
+      <w:r>
+        <w:rPr>
+          <w:highlight w:val="yellow"/>
+        </w:rPr>
+        <w:t xml:space="preserve">, </w:t>
+      </w:r>
+      <w:proofErr w:type="spellStart"/>
+      <w:r>
+        <w:rPr>
+          <w:highlight w:val="yellow"/>
+        </w:rPr>
+        <w:t>strlen</w:t>
       </w:r>
       <w:proofErr w:type="spellEnd"/>
       <w:r>
@@ -3124,19 +3002,6 @@
         </w:rPr>
         <w:t>(</w:t>
       </w:r>
-      <w:proofErr w:type="gramEnd"/>
-      <w:r>
-        <w:rPr>
-          <w:highlight w:val="yellow"/>
-        </w:rPr>
-        <w:t>)-&gt;nam</w:t>
-      </w:r>
-      <w:r>
-        <w:rPr>
-          <w:highlight w:val="yellow"/>
-        </w:rPr>
-        <w:t xml:space="preserve">e, </w:t>
-      </w:r>
       <w:proofErr w:type="spellStart"/>
       <w:r>
         <w:rPr>
@@ -3149,6 +3014,782 @@
         <w:rPr>
           <w:highlight w:val="yellow"/>
         </w:rPr>
+        <w:t>) + 1);</w:t>
+      </w:r>
+    </w:p>
+    <w:p>
+      <w:pPr>
+        <w:pStyle w:val="a6"/>
+      </w:pPr>
+      <w:r>
+        <w:t xml:space="preserve">  </w:t>
+      </w:r>
+    </w:p>
+    <w:p>
+      <w:pPr>
+        <w:pStyle w:val="a6"/>
+      </w:pPr>
+      <w:r>
+        <w:t xml:space="preserve">  //-------------------</w:t>
+      </w:r>
+    </w:p>
+    <w:p>
+      <w:pPr>
+        <w:pStyle w:val="a6"/>
+      </w:pPr>
+      <w:r>
+        <w:t xml:space="preserve">  /* Allocate and activate page directory. */</w:t>
+      </w:r>
+    </w:p>
+    <w:p>
+      <w:pPr>
+        <w:pStyle w:val="a6"/>
+      </w:pPr>
+      <w:r>
+        <w:t xml:space="preserve">  t-&gt;</w:t>
+      </w:r>
+      <w:proofErr w:type="spellStart"/>
+      <w:r>
+        <w:t>pagedir</w:t>
+      </w:r>
+      <w:proofErr w:type="spellEnd"/>
+      <w:r>
+        <w:t xml:space="preserve"> = </w:t>
+      </w:r>
+      <w:proofErr w:type="spellStart"/>
+      <w:r>
+        <w:t>pagedir_create</w:t>
+      </w:r>
+      <w:proofErr w:type="spellEnd"/>
+      <w:r>
+        <w:t xml:space="preserve"> ();</w:t>
+      </w:r>
+    </w:p>
+    <w:p>
+      <w:pPr>
+        <w:pStyle w:val="a6"/>
+      </w:pPr>
+      <w:r>
+        <w:t xml:space="preserve">  if (t-&gt;</w:t>
+      </w:r>
+      <w:proofErr w:type="spellStart"/>
+      <w:r>
+        <w:t>pagedir</w:t>
+      </w:r>
+      <w:proofErr w:type="spellEnd"/>
+      <w:r>
+        <w:t xml:space="preserve"> == NULL) </w:t>
+      </w:r>
+    </w:p>
+    <w:p>
+      <w:pPr>
+        <w:pStyle w:val="a6"/>
+      </w:pPr>
+      <w:r>
+        <w:t xml:space="preserve">    </w:t>
+      </w:r>
+      <w:proofErr w:type="spellStart"/>
+      <w:r>
+        <w:t>goto</w:t>
+      </w:r>
+      <w:proofErr w:type="spellEnd"/>
+      <w:r>
+        <w:t xml:space="preserve"> done;</w:t>
+      </w:r>
+    </w:p>
+    <w:p>
+      <w:pPr>
+        <w:pStyle w:val="a6"/>
+      </w:pPr>
+      <w:r>
+        <w:t xml:space="preserve">  </w:t>
+      </w:r>
+      <w:proofErr w:type="spellStart"/>
+      <w:r>
+        <w:t>process_activate</w:t>
+      </w:r>
+      <w:proofErr w:type="spellEnd"/>
+      <w:r>
+        <w:t xml:space="preserve"> ();</w:t>
+      </w:r>
+    </w:p>
+    <w:p>
+      <w:pPr>
+        <w:pStyle w:val="a6"/>
+      </w:pPr>
+    </w:p>
+    <w:p>
+      <w:pPr>
+        <w:pStyle w:val="a6"/>
+      </w:pPr>
+      <w:r>
+        <w:t xml:space="preserve">  /* Open executable file. */</w:t>
+      </w:r>
+    </w:p>
+    <w:p>
+      <w:pPr>
+        <w:pStyle w:val="a6"/>
+      </w:pPr>
+      <w:r>
+        <w:t xml:space="preserve">  file = </w:t>
+      </w:r>
+      <w:proofErr w:type="spellStart"/>
+      <w:r>
+        <w:t>filesys_open</w:t>
+      </w:r>
+      <w:proofErr w:type="spellEnd"/>
+      <w:r>
+        <w:t xml:space="preserve"> (</w:t>
+      </w:r>
+      <w:proofErr w:type="spellStart"/>
+      <w:r>
+        <w:rPr>
+          <w:highlight w:val="yellow"/>
+        </w:rPr>
+        <w:t>true_file_name</w:t>
+      </w:r>
+      <w:proofErr w:type="spellEnd"/>
+      <w:r>
+        <w:t>);</w:t>
+      </w:r>
+    </w:p>
+    <w:p>
+      <w:pPr>
+        <w:pStyle w:val="a6"/>
+      </w:pPr>
+      <w:r>
+        <w:t xml:space="preserve">  if (file == NULL) </w:t>
+      </w:r>
+    </w:p>
+    <w:p>
+      <w:pPr>
+        <w:pStyle w:val="a6"/>
+      </w:pPr>
+      <w:r>
+        <w:t xml:space="preserve">    {</w:t>
+      </w:r>
+    </w:p>
+    <w:p>
+      <w:pPr>
+        <w:pStyle w:val="a6"/>
+      </w:pPr>
+      <w:r>
+        <w:t xml:space="preserve">      printf ("load: %s: open failed\n", </w:t>
+      </w:r>
+      <w:proofErr w:type="spellStart"/>
+      <w:r>
+        <w:rPr>
+          <w:highlight w:val="yellow"/>
+        </w:rPr>
+        <w:t>true_file_name</w:t>
+      </w:r>
+      <w:proofErr w:type="spellEnd"/>
+      <w:r>
+        <w:t>);</w:t>
+      </w:r>
+    </w:p>
+    <w:p>
+      <w:pPr>
+        <w:pStyle w:val="a6"/>
+      </w:pPr>
+      <w:r>
+        <w:t xml:space="preserve">      </w:t>
+      </w:r>
+      <w:proofErr w:type="spellStart"/>
+      <w:r>
+        <w:t>goto</w:t>
+      </w:r>
+      <w:proofErr w:type="spellEnd"/>
+      <w:r>
+        <w:t xml:space="preserve"> done; </w:t>
+      </w:r>
+    </w:p>
+    <w:p>
+      <w:pPr>
+        <w:pStyle w:val="a6"/>
+      </w:pPr>
+      <w:r>
+        <w:t xml:space="preserve">    }</w:t>
+      </w:r>
+    </w:p>
+    <w:p>
+      <w:pPr>
+        <w:pStyle w:val="a6"/>
+      </w:pPr>
+    </w:p>
+    <w:p>
+      <w:pPr>
+        <w:pStyle w:val="a6"/>
+      </w:pPr>
+      <w:r>
+        <w:t xml:space="preserve">  /* Read and verify executable header. */</w:t>
+      </w:r>
+    </w:p>
+    <w:p>
+      <w:pPr>
+        <w:pStyle w:val="a6"/>
+      </w:pPr>
+      <w:r>
+        <w:t xml:space="preserve">  if (</w:t>
+      </w:r>
+      <w:proofErr w:type="spellStart"/>
+      <w:r>
+        <w:t>file_read</w:t>
+      </w:r>
+      <w:proofErr w:type="spellEnd"/>
+      <w:r>
+        <w:t xml:space="preserve"> (file, &amp;</w:t>
+      </w:r>
+      <w:proofErr w:type="spellStart"/>
+      <w:r>
+        <w:t>ehdr</w:t>
+      </w:r>
+      <w:proofErr w:type="spellEnd"/>
+      <w:r>
+        <w:t xml:space="preserve">, sizeof </w:t>
+      </w:r>
+      <w:proofErr w:type="spellStart"/>
+      <w:r>
+        <w:t>ehdr</w:t>
+      </w:r>
+      <w:proofErr w:type="spellEnd"/>
+      <w:r>
+        <w:t xml:space="preserve">) != sizeof </w:t>
+      </w:r>
+      <w:proofErr w:type="spellStart"/>
+      <w:r>
+        <w:t>ehdr</w:t>
+      </w:r>
+      <w:proofErr w:type="spellEnd"/>
+    </w:p>
+    <w:p>
+      <w:pPr>
+        <w:pStyle w:val="a6"/>
+      </w:pPr>
+      <w:r>
+        <w:t xml:space="preserve">      || </w:t>
+      </w:r>
+      <w:proofErr w:type="spellStart"/>
+      <w:r>
+        <w:t>memcmp</w:t>
+      </w:r>
+      <w:proofErr w:type="spellEnd"/>
+      <w:r>
+        <w:t xml:space="preserve"> (</w:t>
+      </w:r>
+      <w:proofErr w:type="spellStart"/>
+      <w:r>
+        <w:t>ehdr.e_ident</w:t>
+      </w:r>
+      <w:proofErr w:type="spellEnd"/>
+      <w:r>
+        <w:t>, "\177ELF\1\1\1", 7)</w:t>
+      </w:r>
+    </w:p>
+    <w:p>
+      <w:pPr>
+        <w:pStyle w:val="a6"/>
+      </w:pPr>
+      <w:r>
+        <w:t xml:space="preserve">      || </w:t>
+      </w:r>
+      <w:proofErr w:type="spellStart"/>
+      <w:r>
+        <w:t>ehdr.e_type</w:t>
+      </w:r>
+      <w:proofErr w:type="spellEnd"/>
+      <w:r>
+        <w:t xml:space="preserve"> != 2</w:t>
+      </w:r>
+    </w:p>
+    <w:p>
+      <w:pPr>
+        <w:pStyle w:val="a6"/>
+      </w:pPr>
+      <w:r>
+        <w:t xml:space="preserve">      || </w:t>
+      </w:r>
+      <w:proofErr w:type="spellStart"/>
+      <w:r>
+        <w:t>ehdr.e_machine</w:t>
+      </w:r>
+      <w:proofErr w:type="spellEnd"/>
+      <w:r>
+        <w:t xml:space="preserve"> != 3</w:t>
+      </w:r>
+    </w:p>
+    <w:p>
+      <w:pPr>
+        <w:pStyle w:val="a6"/>
+      </w:pPr>
+      <w:r>
+        <w:t xml:space="preserve">      || </w:t>
+      </w:r>
+      <w:proofErr w:type="spellStart"/>
+      <w:r>
+        <w:t>ehdr.e_version</w:t>
+      </w:r>
+      <w:proofErr w:type="spellEnd"/>
+      <w:r>
+        <w:t xml:space="preserve"> != 1</w:t>
+      </w:r>
+    </w:p>
+    <w:p>
+      <w:pPr>
+        <w:pStyle w:val="a6"/>
+      </w:pPr>
+      <w:r>
+        <w:t xml:space="preserve">      || </w:t>
+      </w:r>
+      <w:proofErr w:type="spellStart"/>
+      <w:r>
+        <w:t>ehdr.e_phentsize</w:t>
+      </w:r>
+      <w:proofErr w:type="spellEnd"/>
+      <w:r>
+        <w:t xml:space="preserve"> != sizeof (struct Elf32_Phdr)</w:t>
+      </w:r>
+    </w:p>
+    <w:p>
+      <w:pPr>
+        <w:pStyle w:val="a6"/>
+      </w:pPr>
+      <w:r>
+        <w:t xml:space="preserve">      || </w:t>
+      </w:r>
+      <w:proofErr w:type="spellStart"/>
+      <w:r>
+        <w:t>ehdr.e_phnum</w:t>
+      </w:r>
+      <w:proofErr w:type="spellEnd"/>
+      <w:r>
+        <w:t xml:space="preserve"> &gt; 1024) </w:t>
+      </w:r>
+    </w:p>
+    <w:p>
+      <w:pPr>
+        <w:pStyle w:val="a6"/>
+      </w:pPr>
+      <w:r>
+        <w:t xml:space="preserve">    {</w:t>
+      </w:r>
+    </w:p>
+    <w:p>
+      <w:pPr>
+        <w:pStyle w:val="a6"/>
+      </w:pPr>
+      <w:r>
+        <w:t xml:space="preserve">      printf ("load: %s: error loading executable\n", </w:t>
+      </w:r>
+      <w:proofErr w:type="spellStart"/>
+      <w:r>
+        <w:rPr>
+          <w:highlight w:val="yellow"/>
+        </w:rPr>
+        <w:t>true_file_name</w:t>
+      </w:r>
+      <w:proofErr w:type="spellEnd"/>
+      <w:r>
+        <w:t>);</w:t>
+      </w:r>
+    </w:p>
+    <w:p>
+      <w:pPr>
+        <w:pStyle w:val="a6"/>
+      </w:pPr>
+      <w:r>
+        <w:t xml:space="preserve">      </w:t>
+      </w:r>
+      <w:proofErr w:type="spellStart"/>
+      <w:r>
+        <w:t>goto</w:t>
+      </w:r>
+      <w:proofErr w:type="spellEnd"/>
+      <w:r>
+        <w:t xml:space="preserve"> done; </w:t>
+      </w:r>
+    </w:p>
+    <w:p>
+      <w:pPr>
+        <w:pStyle w:val="a6"/>
+      </w:pPr>
+      <w:r>
+        <w:t xml:space="preserve">    }</w:t>
+      </w:r>
+    </w:p>
+    <w:p>
+      <w:pPr>
+        <w:pStyle w:val="a6"/>
+      </w:pPr>
+    </w:p>
+    <w:p>
+      <w:pPr>
+        <w:pStyle w:val="a6"/>
+      </w:pPr>
+      <w:r>
+        <w:t xml:space="preserve">  /* Read program headers. */</w:t>
+      </w:r>
+    </w:p>
+    <w:p>
+      <w:pPr>
+        <w:pStyle w:val="a6"/>
+        <w:ind w:firstLine="993"/>
+        <w:rPr>
+          <w:sz w:val="40"/>
+        </w:rPr>
+      </w:pPr>
+      <w:r>
+        <w:rPr>
+          <w:sz w:val="40"/>
+        </w:rPr>
+        <w:t>…</w:t>
+      </w:r>
+    </w:p>
+    <w:p>
+      <w:pPr>
+        <w:pStyle w:val="a6"/>
+      </w:pPr>
+    </w:p>
+    <w:p>
+      <w:pPr>
+        <w:pStyle w:val="a6"/>
+      </w:pPr>
+      <w:r>
+        <w:t xml:space="preserve">  /* Set up stack. */</w:t>
+      </w:r>
+    </w:p>
+    <w:p>
+      <w:pPr>
+        <w:pStyle w:val="a6"/>
+      </w:pPr>
+      <w:r>
+        <w:t xml:space="preserve">  if (!</w:t>
+      </w:r>
+      <w:proofErr w:type="spellStart"/>
+      <w:r>
+        <w:t>setup_stack</w:t>
+      </w:r>
+      <w:proofErr w:type="spellEnd"/>
+      <w:r>
+        <w:t xml:space="preserve"> (</w:t>
+      </w:r>
+      <w:proofErr w:type="spellStart"/>
+      <w:r>
+        <w:t>esp</w:t>
+      </w:r>
+      <w:proofErr w:type="spellEnd"/>
+      <w:r>
+        <w:t>))</w:t>
+      </w:r>
+    </w:p>
+    <w:p>
+      <w:pPr>
+        <w:pStyle w:val="a6"/>
+      </w:pPr>
+      <w:r>
+        <w:t xml:space="preserve">    </w:t>
+      </w:r>
+      <w:proofErr w:type="spellStart"/>
+      <w:r>
+        <w:t>goto</w:t>
+      </w:r>
+      <w:proofErr w:type="spellEnd"/>
+      <w:r>
+        <w:t xml:space="preserve"> done;</w:t>
+      </w:r>
+    </w:p>
+    <w:p>
+      <w:pPr>
+        <w:pStyle w:val="a6"/>
+      </w:pPr>
+      <w:r>
+        <w:t xml:space="preserve">  /* Start address. */</w:t>
+      </w:r>
+    </w:p>
+    <w:p>
+      <w:pPr>
+        <w:pStyle w:val="a6"/>
+      </w:pPr>
+      <w:r>
+        <w:t xml:space="preserve">  *</w:t>
+      </w:r>
+      <w:proofErr w:type="spellStart"/>
+      <w:r>
+        <w:t>eip</w:t>
+      </w:r>
+      <w:proofErr w:type="spellEnd"/>
+      <w:r>
+        <w:t xml:space="preserve"> = (void (*) (void)) </w:t>
+      </w:r>
+      <w:proofErr w:type="spellStart"/>
+      <w:r>
+        <w:t>ehdr.e_entry</w:t>
+      </w:r>
+      <w:proofErr w:type="spellEnd"/>
+      <w:r>
+        <w:t>;</w:t>
+      </w:r>
+    </w:p>
+    <w:p>
+      <w:pPr>
+        <w:pStyle w:val="a6"/>
+      </w:pPr>
+    </w:p>
+    <w:p>
+      <w:pPr>
+        <w:pStyle w:val="a6"/>
+      </w:pPr>
+      <w:r>
+        <w:t xml:space="preserve">  success = true;</w:t>
+      </w:r>
+    </w:p>
+    <w:p>
+      <w:pPr>
+        <w:pStyle w:val="a6"/>
+      </w:pPr>
+    </w:p>
+    <w:p>
+      <w:pPr>
+        <w:pStyle w:val="a6"/>
+      </w:pPr>
+      <w:r>
+        <w:t xml:space="preserve">  ///----------------</w:t>
+      </w:r>
+    </w:p>
+    <w:p>
+      <w:pPr>
+        <w:pStyle w:val="a6"/>
+        <w:rPr>
+          <w:highlight w:val="yellow"/>
+        </w:rPr>
+      </w:pPr>
+      <w:r>
+        <w:t xml:space="preserve">  </w:t>
+      </w:r>
+      <w:r>
+        <w:rPr>
+          <w:highlight w:val="yellow"/>
+        </w:rPr>
+        <w:t xml:space="preserve">char* </w:t>
+      </w:r>
+      <w:proofErr w:type="spellStart"/>
+      <w:r>
+        <w:rPr>
+          <w:highlight w:val="yellow"/>
+        </w:rPr>
+        <w:t>i_str</w:t>
+      </w:r>
+      <w:proofErr w:type="spellEnd"/>
+      <w:r>
+        <w:rPr>
+          <w:highlight w:val="yellow"/>
+        </w:rPr>
+        <w:t xml:space="preserve">; </w:t>
+      </w:r>
+    </w:p>
+    <w:p>
+      <w:pPr>
+        <w:pStyle w:val="a6"/>
+        <w:rPr>
+          <w:highlight w:val="yellow"/>
+        </w:rPr>
+      </w:pPr>
+      <w:r>
+        <w:rPr>
+          <w:highlight w:val="yellow"/>
+        </w:rPr>
+        <w:t xml:space="preserve">  char* argv[128];</w:t>
+      </w:r>
+    </w:p>
+    <w:p>
+      <w:pPr>
+        <w:pStyle w:val="a6"/>
+        <w:rPr>
+          <w:highlight w:val="yellow"/>
+        </w:rPr>
+      </w:pPr>
+      <w:r>
+        <w:rPr>
+          <w:highlight w:val="yellow"/>
+        </w:rPr>
+        <w:t xml:space="preserve">  int </w:t>
+      </w:r>
+      <w:proofErr w:type="spellStart"/>
+      <w:r>
+        <w:rPr>
+          <w:highlight w:val="yellow"/>
+        </w:rPr>
+        <w:t>argc</w:t>
+      </w:r>
+      <w:proofErr w:type="spellEnd"/>
+      <w:r>
+        <w:rPr>
+          <w:highlight w:val="yellow"/>
+        </w:rPr>
+        <w:t xml:space="preserve"> = 0;</w:t>
+      </w:r>
+    </w:p>
+    <w:p>
+      <w:pPr>
+        <w:pStyle w:val="a6"/>
+        <w:rPr>
+          <w:highlight w:val="yellow"/>
+        </w:rPr>
+      </w:pPr>
+      <w:r>
+        <w:rPr>
+          <w:highlight w:val="yellow"/>
+        </w:rPr>
+        <w:t xml:space="preserve">  </w:t>
+      </w:r>
+      <w:proofErr w:type="spellStart"/>
+      <w:r>
+        <w:rPr>
+          <w:highlight w:val="yellow"/>
+        </w:rPr>
+        <w:t>size_t</w:t>
+      </w:r>
+      <w:proofErr w:type="spellEnd"/>
+      <w:r>
+        <w:rPr>
+          <w:highlight w:val="yellow"/>
+        </w:rPr>
+        <w:t xml:space="preserve"> length;</w:t>
+      </w:r>
+    </w:p>
+    <w:p>
+      <w:pPr>
+        <w:pStyle w:val="a6"/>
+        <w:rPr>
+          <w:b/>
+          <w:highlight w:val="yellow"/>
+          <w:lang w:val="ru-RU"/>
+        </w:rPr>
+      </w:pPr>
+      <w:r>
+        <w:rPr>
+          <w:highlight w:val="yellow"/>
+        </w:rPr>
+        <w:t xml:space="preserve">  </w:t>
+      </w:r>
+      <w:r>
+        <w:rPr>
+          <w:b/>
+          <w:highlight w:val="yellow"/>
+          <w:lang w:val="ru-RU"/>
+        </w:rPr>
+        <w:t>//</w:t>
+      </w:r>
+    </w:p>
+    <w:p>
+      <w:pPr>
+        <w:pStyle w:val="a6"/>
+        <w:rPr>
+          <w:highlight w:val="yellow"/>
+        </w:rPr>
+      </w:pPr>
+      <w:r>
+        <w:rPr>
+          <w:highlight w:val="yellow"/>
+        </w:rPr>
+        <w:t xml:space="preserve">  length = </w:t>
+      </w:r>
+      <w:proofErr w:type="spellStart"/>
+      <w:r>
+        <w:rPr>
+          <w:highlight w:val="yellow"/>
+        </w:rPr>
+        <w:t>strlen</w:t>
+      </w:r>
+      <w:proofErr w:type="spellEnd"/>
+      <w:r>
+        <w:rPr>
+          <w:highlight w:val="yellow"/>
+        </w:rPr>
+        <w:t>(</w:t>
+      </w:r>
+      <w:proofErr w:type="spellStart"/>
+      <w:r>
+        <w:rPr>
+          <w:highlight w:val="yellow"/>
+        </w:rPr>
+        <w:t>fname</w:t>
+      </w:r>
+      <w:proofErr w:type="spellEnd"/>
+      <w:r>
+        <w:rPr>
+          <w:highlight w:val="yellow"/>
+        </w:rPr>
+        <w:t xml:space="preserve">) + 1;// '\0' </w:t>
+      </w:r>
+    </w:p>
+    <w:p>
+      <w:pPr>
+        <w:pStyle w:val="a6"/>
+        <w:rPr>
+          <w:highlight w:val="yellow"/>
+        </w:rPr>
+      </w:pPr>
+      <w:r>
+        <w:rPr>
+          <w:highlight w:val="yellow"/>
+        </w:rPr>
+        <w:t xml:space="preserve">  *</w:t>
+      </w:r>
+      <w:proofErr w:type="spellStart"/>
+      <w:r>
+        <w:rPr>
+          <w:highlight w:val="yellow"/>
+        </w:rPr>
+        <w:t>esp</w:t>
+      </w:r>
+      <w:proofErr w:type="spellEnd"/>
+      <w:r>
+        <w:rPr>
+          <w:highlight w:val="yellow"/>
+        </w:rPr>
+        <w:t xml:space="preserve"> -= length;</w:t>
+      </w:r>
+    </w:p>
+    <w:p>
+      <w:pPr>
+        <w:pStyle w:val="a6"/>
+        <w:rPr>
+          <w:highlight w:val="yellow"/>
+        </w:rPr>
+      </w:pPr>
+      <w:r>
+        <w:rPr>
+          <w:highlight w:val="yellow"/>
+        </w:rPr>
+        <w:t xml:space="preserve">  </w:t>
+      </w:r>
+      <w:proofErr w:type="spellStart"/>
+      <w:r>
+        <w:rPr>
+          <w:highlight w:val="yellow"/>
+        </w:rPr>
+        <w:t>memcpy</w:t>
+      </w:r>
+      <w:proofErr w:type="spellEnd"/>
+      <w:r>
+        <w:rPr>
+          <w:highlight w:val="yellow"/>
+        </w:rPr>
+        <w:t>(*</w:t>
+      </w:r>
+      <w:proofErr w:type="spellStart"/>
+      <w:r>
+        <w:rPr>
+          <w:highlight w:val="yellow"/>
+        </w:rPr>
+        <w:t>esp</w:t>
+      </w:r>
+      <w:proofErr w:type="spellEnd"/>
+      <w:r>
+        <w:rPr>
+          <w:highlight w:val="yellow"/>
+        </w:rPr>
         <w:t xml:space="preserve">, </w:t>
       </w:r>
       <w:proofErr w:type="spellStart"/>
@@ -3156,20 +3797,6 @@
         <w:rPr>
           <w:highlight w:val="yellow"/>
         </w:rPr>
-        <w:t>strlen</w:t>
-      </w:r>
-      <w:proofErr w:type="spellEnd"/>
-      <w:r>
-        <w:rPr>
-          <w:highlight w:val="yellow"/>
-        </w:rPr>
-        <w:t>(</w:t>
-      </w:r>
-      <w:proofErr w:type="spellStart"/>
-      <w:r>
-        <w:rPr>
-          <w:highlight w:val="yellow"/>
-        </w:rPr>
         <w:t>fname</w:t>
       </w:r>
       <w:proofErr w:type="spellEnd"/>
@@ -3177,663 +3804,64 @@
         <w:rPr>
           <w:highlight w:val="yellow"/>
         </w:rPr>
-        <w:t>) + 1);</w:t>
-      </w:r>
-    </w:p>
-    <w:p>
-      <w:pPr>
-        <w:pStyle w:val="a6"/>
-      </w:pPr>
-      <w:r>
+        <w:t xml:space="preserve">, length); </w:t>
+      </w:r>
+    </w:p>
+    <w:p>
+      <w:pPr>
+        <w:pStyle w:val="a6"/>
+        <w:rPr>
+          <w:highlight w:val="yellow"/>
+        </w:rPr>
+      </w:pPr>
+      <w:r>
+        <w:rPr>
+          <w:highlight w:val="yellow"/>
+        </w:rPr>
+        <w:t xml:space="preserve">  argv[</w:t>
+      </w:r>
+      <w:proofErr w:type="spellStart"/>
+      <w:r>
+        <w:rPr>
+          <w:highlight w:val="yellow"/>
+        </w:rPr>
+        <w:t>argc</w:t>
+      </w:r>
+      <w:proofErr w:type="spellEnd"/>
+      <w:r>
+        <w:rPr>
+          <w:highlight w:val="yellow"/>
+        </w:rPr>
+        <w:t>] = *</w:t>
+      </w:r>
+      <w:proofErr w:type="spellStart"/>
+      <w:r>
+        <w:rPr>
+          <w:highlight w:val="yellow"/>
+        </w:rPr>
+        <w:t>esp</w:t>
+      </w:r>
+      <w:proofErr w:type="spellEnd"/>
+      <w:r>
+        <w:rPr>
+          <w:highlight w:val="yellow"/>
+        </w:rPr>
+        <w:t xml:space="preserve">;  </w:t>
+      </w:r>
+    </w:p>
+    <w:p>
+      <w:pPr>
+        <w:pStyle w:val="a6"/>
+        <w:rPr>
+          <w:highlight w:val="yellow"/>
+        </w:rPr>
+      </w:pPr>
+      <w:r>
+        <w:rPr>
+          <w:highlight w:val="yellow"/>
+        </w:rPr>
         <w:t xml:space="preserve">  </w:t>
       </w:r>
-    </w:p>
-    <w:p>
-      <w:pPr>
-        <w:pStyle w:val="a6"/>
-      </w:pPr>
-      <w:r>
-        <w:t xml:space="preserve">  //-------------------</w:t>
-      </w:r>
-    </w:p>
-    <w:p>
-      <w:pPr>
-        <w:pStyle w:val="a6"/>
-      </w:pPr>
-      <w:r>
-        <w:t xml:space="preserve">  /* Allocate and activate page directory. */</w:t>
-      </w:r>
-    </w:p>
-    <w:p>
-      <w:pPr>
-        <w:pStyle w:val="a6"/>
-      </w:pPr>
-      <w:r>
-        <w:t xml:space="preserve">  t-&gt;</w:t>
-      </w:r>
-      <w:proofErr w:type="spellStart"/>
-      <w:r>
-        <w:t>pagedir</w:t>
-      </w:r>
-      <w:proofErr w:type="spellEnd"/>
-      <w:r>
-        <w:t xml:space="preserve"> = </w:t>
-      </w:r>
-      <w:proofErr w:type="spellStart"/>
-      <w:r>
-        <w:t>pagedir_create</w:t>
-      </w:r>
-      <w:proofErr w:type="spellEnd"/>
-      <w:r>
-        <w:t xml:space="preserve"> ();</w:t>
-      </w:r>
-    </w:p>
-    <w:p>
-      <w:pPr>
-        <w:pStyle w:val="a6"/>
-      </w:pPr>
-      <w:r>
-        <w:t xml:space="preserve">  if (t-&gt;</w:t>
-      </w:r>
-      <w:proofErr w:type="spellStart"/>
-      <w:r>
-        <w:t>pagedir</w:t>
-      </w:r>
-      <w:proofErr w:type="spellEnd"/>
-      <w:r>
-        <w:t xml:space="preserve"> == NULL) </w:t>
-      </w:r>
-    </w:p>
-    <w:p>
-      <w:pPr>
-        <w:pStyle w:val="a6"/>
-      </w:pPr>
-      <w:r>
-        <w:t xml:space="preserve">    </w:t>
-      </w:r>
-      <w:proofErr w:type="spellStart"/>
-      <w:r>
-        <w:t>goto</w:t>
-      </w:r>
-      <w:proofErr w:type="spellEnd"/>
-      <w:r>
-        <w:t xml:space="preserve"> done;</w:t>
-      </w:r>
-    </w:p>
-    <w:p>
-      <w:pPr>
-        <w:pStyle w:val="a6"/>
-      </w:pPr>
-      <w:r>
-        <w:t xml:space="preserve">  </w:t>
-      </w:r>
-      <w:proofErr w:type="spellStart"/>
-      <w:r>
-        <w:t>process_activate</w:t>
-      </w:r>
-      <w:proofErr w:type="spellEnd"/>
-      <w:r>
-        <w:t xml:space="preserve"> ();</w:t>
-      </w:r>
-    </w:p>
-    <w:p>
-      <w:pPr>
-        <w:pStyle w:val="a6"/>
-      </w:pPr>
-    </w:p>
-    <w:p>
-      <w:pPr>
-        <w:pStyle w:val="a6"/>
-      </w:pPr>
-      <w:r>
-        <w:t xml:space="preserve">  /* Open executable file. */</w:t>
-      </w:r>
-    </w:p>
-    <w:p>
-      <w:pPr>
-        <w:pStyle w:val="a6"/>
-      </w:pPr>
-      <w:r>
-        <w:t xml:space="preserve">  file = </w:t>
-      </w:r>
-      <w:proofErr w:type="spellStart"/>
-      <w:r>
-        <w:t>filesys_open</w:t>
-      </w:r>
-      <w:proofErr w:type="spellEnd"/>
-      <w:r>
-        <w:t xml:space="preserve"> (</w:t>
-      </w:r>
-      <w:proofErr w:type="spellStart"/>
-      <w:r>
-        <w:rPr>
-          <w:highlight w:val="yellow"/>
-        </w:rPr>
-        <w:t>true_file_name</w:t>
-      </w:r>
-      <w:proofErr w:type="spellEnd"/>
-      <w:r>
-        <w:t>);</w:t>
-      </w:r>
-    </w:p>
-    <w:p>
-      <w:pPr>
-        <w:pStyle w:val="a6"/>
-      </w:pPr>
-      <w:r>
-        <w:t xml:space="preserve">  if (file == NULL) </w:t>
-      </w:r>
-    </w:p>
-    <w:p>
-      <w:pPr>
-        <w:pStyle w:val="a6"/>
-      </w:pPr>
-      <w:r>
-        <w:t xml:space="preserve">    {</w:t>
-      </w:r>
-    </w:p>
-    <w:p>
-      <w:pPr>
-        <w:pStyle w:val="a6"/>
-      </w:pPr>
-      <w:r>
-        <w:t xml:space="preserve">      printf ("load: %s: open failed\n", </w:t>
-      </w:r>
-      <w:proofErr w:type="spellStart"/>
-      <w:r>
-        <w:rPr>
-          <w:highlight w:val="yellow"/>
-        </w:rPr>
-        <w:t>true_file_name</w:t>
-      </w:r>
-      <w:proofErr w:type="spellEnd"/>
-      <w:r>
-        <w:t>);</w:t>
-      </w:r>
-    </w:p>
-    <w:p>
-      <w:pPr>
-        <w:pStyle w:val="a6"/>
-      </w:pPr>
-      <w:r>
-        <w:t xml:space="preserve">      </w:t>
-      </w:r>
-      <w:proofErr w:type="spellStart"/>
-      <w:r>
-        <w:t>goto</w:t>
-      </w:r>
-      <w:proofErr w:type="spellEnd"/>
-      <w:r>
-        <w:t xml:space="preserve"> done; </w:t>
-      </w:r>
-    </w:p>
-    <w:p>
-      <w:pPr>
-        <w:pStyle w:val="a6"/>
-      </w:pPr>
-      <w:r>
-        <w:t xml:space="preserve">    }</w:t>
-      </w:r>
-    </w:p>
-    <w:p>
-      <w:pPr>
-        <w:pStyle w:val="a6"/>
-      </w:pPr>
-    </w:p>
-    <w:p>
-      <w:pPr>
-        <w:pStyle w:val="a6"/>
-      </w:pPr>
-      <w:r>
-        <w:t xml:space="preserve">  /* Read and verify executable header. */</w:t>
-      </w:r>
-    </w:p>
-    <w:p>
-      <w:pPr>
-        <w:pStyle w:val="a6"/>
-      </w:pPr>
-      <w:r>
-        <w:t xml:space="preserve">  if (</w:t>
-      </w:r>
-      <w:proofErr w:type="spellStart"/>
-      <w:r>
-        <w:t>file_read</w:t>
-      </w:r>
-      <w:proofErr w:type="spellEnd"/>
-      <w:r>
-        <w:t xml:space="preserve"> (file, &amp;</w:t>
-      </w:r>
-      <w:proofErr w:type="spellStart"/>
-      <w:r>
-        <w:t>ehdr</w:t>
-      </w:r>
-      <w:proofErr w:type="spellEnd"/>
-      <w:r>
-        <w:t xml:space="preserve">, sizeof </w:t>
-      </w:r>
-      <w:proofErr w:type="spellStart"/>
-      <w:r>
-        <w:t>ehdr</w:t>
-      </w:r>
-      <w:proofErr w:type="spellEnd"/>
-      <w:proofErr w:type="gramStart"/>
-      <w:r>
-        <w:t>) !</w:t>
-      </w:r>
-      <w:proofErr w:type="gramEnd"/>
-      <w:r>
-        <w:t xml:space="preserve">= sizeof </w:t>
-      </w:r>
-      <w:proofErr w:type="spellStart"/>
-      <w:r>
-        <w:t>ehdr</w:t>
-      </w:r>
-      <w:proofErr w:type="spellEnd"/>
-    </w:p>
-    <w:p>
-      <w:pPr>
-        <w:pStyle w:val="a6"/>
-      </w:pPr>
-      <w:r>
-        <w:t xml:space="preserve">      || </w:t>
-      </w:r>
-      <w:proofErr w:type="spellStart"/>
-      <w:r>
-        <w:t>memcmp</w:t>
-      </w:r>
-      <w:proofErr w:type="spellEnd"/>
-      <w:r>
-        <w:t xml:space="preserve"> (</w:t>
-      </w:r>
-      <w:proofErr w:type="spellStart"/>
-      <w:proofErr w:type="gramStart"/>
-      <w:r>
-        <w:t>ehdr.e</w:t>
-      </w:r>
-      <w:proofErr w:type="gramEnd"/>
-      <w:r>
-        <w:t>_ident</w:t>
-      </w:r>
-      <w:proofErr w:type="spellEnd"/>
-      <w:r>
-        <w:t>, "\177ELF\1\1\1", 7)</w:t>
-      </w:r>
-    </w:p>
-    <w:p>
-      <w:pPr>
-        <w:pStyle w:val="a6"/>
-      </w:pPr>
-      <w:r>
-        <w:t xml:space="preserve">      || </w:t>
-      </w:r>
-      <w:proofErr w:type="spellStart"/>
-      <w:proofErr w:type="gramStart"/>
-      <w:r>
-        <w:t>ehdr.e</w:t>
-      </w:r>
-      <w:proofErr w:type="gramEnd"/>
-      <w:r>
-        <w:t>_type</w:t>
-      </w:r>
-      <w:proofErr w:type="spellEnd"/>
-      <w:r>
-        <w:t xml:space="preserve"> != 2</w:t>
-      </w:r>
-    </w:p>
-    <w:p>
-      <w:pPr>
-        <w:pStyle w:val="a6"/>
-      </w:pPr>
-      <w:r>
-        <w:t xml:space="preserve">      || </w:t>
-      </w:r>
-      <w:proofErr w:type="spellStart"/>
-      <w:proofErr w:type="gramStart"/>
-      <w:r>
-        <w:t>ehdr.e</w:t>
-      </w:r>
-      <w:proofErr w:type="gramEnd"/>
-      <w:r>
-        <w:t>_machine</w:t>
-      </w:r>
-      <w:proofErr w:type="spellEnd"/>
-      <w:r>
-        <w:t xml:space="preserve"> != 3</w:t>
-      </w:r>
-    </w:p>
-    <w:p>
-      <w:pPr>
-        <w:pStyle w:val="a6"/>
-      </w:pPr>
-      <w:r>
-        <w:t xml:space="preserve">      || </w:t>
-      </w:r>
-      <w:proofErr w:type="spellStart"/>
-      <w:proofErr w:type="gramStart"/>
-      <w:r>
-        <w:t>ehdr.e</w:t>
-      </w:r>
-      <w:proofErr w:type="gramEnd"/>
-      <w:r>
-        <w:t>_version</w:t>
-      </w:r>
-      <w:proofErr w:type="spellEnd"/>
-      <w:r>
-        <w:t xml:space="preserve"> != 1</w:t>
-      </w:r>
-    </w:p>
-    <w:p>
-      <w:pPr>
-        <w:pStyle w:val="a6"/>
-      </w:pPr>
-      <w:r>
-        <w:t xml:space="preserve">      || </w:t>
-      </w:r>
-      <w:proofErr w:type="spellStart"/>
-      <w:proofErr w:type="gramStart"/>
-      <w:r>
-        <w:t>ehdr.e</w:t>
-      </w:r>
-      <w:proofErr w:type="gramEnd"/>
-      <w:r>
-        <w:t>_phentsize</w:t>
-      </w:r>
-      <w:proofErr w:type="spellEnd"/>
-      <w:r>
-        <w:t xml:space="preserve"> != sizeof (struct Elf32_Phdr)</w:t>
-      </w:r>
-    </w:p>
-    <w:p>
-      <w:pPr>
-        <w:pStyle w:val="a6"/>
-      </w:pPr>
-      <w:r>
-        <w:t xml:space="preserve">      || </w:t>
-      </w:r>
-      <w:proofErr w:type="spellStart"/>
-      <w:proofErr w:type="gramStart"/>
-      <w:r>
-        <w:t>ehdr.e</w:t>
-      </w:r>
-      <w:proofErr w:type="gramEnd"/>
-      <w:r>
-        <w:t>_phnum</w:t>
-      </w:r>
-      <w:proofErr w:type="spellEnd"/>
-      <w:r>
-        <w:t xml:space="preserve"> &gt; 1024) </w:t>
-      </w:r>
-    </w:p>
-    <w:p>
-      <w:pPr>
-        <w:pStyle w:val="a6"/>
-      </w:pPr>
-      <w:r>
-        <w:t xml:space="preserve">    {</w:t>
-      </w:r>
-    </w:p>
-    <w:p>
-      <w:pPr>
-        <w:pStyle w:val="a6"/>
-      </w:pPr>
-      <w:r>
-        <w:t xml:space="preserve">      printf ("load: %s: error loading executable\n", </w:t>
-      </w:r>
-      <w:proofErr w:type="spellStart"/>
-      <w:r>
-        <w:rPr>
-          <w:highlight w:val="yellow"/>
-        </w:rPr>
-        <w:t>true_file_name</w:t>
-      </w:r>
-      <w:proofErr w:type="spellEnd"/>
-      <w:r>
-        <w:t>);</w:t>
-      </w:r>
-    </w:p>
-    <w:p>
-      <w:pPr>
-        <w:pStyle w:val="a6"/>
-      </w:pPr>
-      <w:r>
-        <w:t xml:space="preserve">      </w:t>
-      </w:r>
-      <w:proofErr w:type="spellStart"/>
-      <w:r>
-        <w:t>goto</w:t>
-      </w:r>
-      <w:proofErr w:type="spellEnd"/>
-      <w:r>
-        <w:t xml:space="preserve"> done; </w:t>
-      </w:r>
-    </w:p>
-    <w:p>
-      <w:pPr>
-        <w:pStyle w:val="a6"/>
-      </w:pPr>
-      <w:r>
-        <w:t xml:space="preserve">    }</w:t>
-      </w:r>
-    </w:p>
-    <w:p>
-      <w:pPr>
-        <w:pStyle w:val="a6"/>
-      </w:pPr>
-    </w:p>
-    <w:p>
-      <w:pPr>
-        <w:pStyle w:val="a6"/>
-      </w:pPr>
-      <w:r>
-        <w:t xml:space="preserve">  /* Read program headers. */</w:t>
-      </w:r>
-    </w:p>
-    <w:p>
-      <w:pPr>
-        <w:pStyle w:val="a6"/>
-        <w:ind w:firstLine="993"/>
-        <w:rPr>
-          <w:sz w:val="40"/>
-        </w:rPr>
-      </w:pPr>
-      <w:r>
-        <w:rPr>
-          <w:sz w:val="40"/>
-        </w:rPr>
-        <w:t>…</w:t>
-      </w:r>
-    </w:p>
-    <w:p>
-      <w:pPr>
-        <w:pStyle w:val="a6"/>
-      </w:pPr>
-    </w:p>
-    <w:p>
-      <w:pPr>
-        <w:pStyle w:val="a6"/>
-      </w:pPr>
-      <w:r>
-        <w:t xml:space="preserve">  /* Set up stack. */</w:t>
-      </w:r>
-    </w:p>
-    <w:p>
-      <w:pPr>
-        <w:pStyle w:val="a6"/>
-      </w:pPr>
-      <w:r>
-        <w:t xml:space="preserve">  if </w:t>
-      </w:r>
-      <w:proofErr w:type="gramStart"/>
-      <w:r>
-        <w:t>(!</w:t>
-      </w:r>
-      <w:proofErr w:type="spellStart"/>
-      <w:r>
-        <w:t>setup</w:t>
-      </w:r>
-      <w:proofErr w:type="gramEnd"/>
-      <w:r>
-        <w:t>_stack</w:t>
-      </w:r>
-      <w:proofErr w:type="spellEnd"/>
-      <w:r>
-        <w:t xml:space="preserve"> (</w:t>
-      </w:r>
-      <w:proofErr w:type="spellStart"/>
-      <w:r>
-        <w:t>esp</w:t>
-      </w:r>
-      <w:proofErr w:type="spellEnd"/>
-      <w:r>
-        <w:t>))</w:t>
-      </w:r>
-    </w:p>
-    <w:p>
-      <w:pPr>
-        <w:pStyle w:val="a6"/>
-      </w:pPr>
-      <w:r>
-        <w:t xml:space="preserve">    </w:t>
-      </w:r>
-      <w:proofErr w:type="spellStart"/>
-      <w:r>
-        <w:t>goto</w:t>
-      </w:r>
-      <w:proofErr w:type="spellEnd"/>
-      <w:r>
-        <w:t xml:space="preserve"> done;</w:t>
-      </w:r>
-    </w:p>
-    <w:p>
-      <w:pPr>
-        <w:pStyle w:val="a6"/>
-      </w:pPr>
-      <w:r>
-        <w:t xml:space="preserve">  /* Start address. */</w:t>
-      </w:r>
-    </w:p>
-    <w:p>
-      <w:pPr>
-        <w:pStyle w:val="a6"/>
-      </w:pPr>
-      <w:r>
-        <w:t xml:space="preserve">  *</w:t>
-      </w:r>
-      <w:proofErr w:type="spellStart"/>
-      <w:r>
-        <w:t>eip</w:t>
-      </w:r>
-      <w:proofErr w:type="spellEnd"/>
-      <w:r>
-        <w:t xml:space="preserve"> = (void (*) (void)) </w:t>
-      </w:r>
-      <w:proofErr w:type="spellStart"/>
-      <w:r>
-        <w:t>ehdr.e_entry</w:t>
-      </w:r>
-      <w:proofErr w:type="spellEnd"/>
-      <w:r>
-        <w:t>;</w:t>
-      </w:r>
-    </w:p>
-    <w:p>
-      <w:pPr>
-        <w:pStyle w:val="a6"/>
-      </w:pPr>
-    </w:p>
-    <w:p>
-      <w:pPr>
-        <w:pStyle w:val="a6"/>
-      </w:pPr>
-      <w:r>
-        <w:t xml:space="preserve">  success = true;</w:t>
-      </w:r>
-    </w:p>
-    <w:p>
-      <w:pPr>
-        <w:pStyle w:val="a6"/>
-      </w:pPr>
-    </w:p>
-    <w:p>
-      <w:pPr>
-        <w:pStyle w:val="a6"/>
-      </w:pPr>
-      <w:r>
-        <w:t xml:space="preserve">  ///----------------</w:t>
-      </w:r>
-    </w:p>
-    <w:p>
-      <w:pPr>
-        <w:pStyle w:val="a6"/>
-        <w:rPr>
-          <w:highlight w:val="yellow"/>
-        </w:rPr>
-      </w:pPr>
-      <w:r>
-        <w:t xml:space="preserve">  </w:t>
-      </w:r>
-      <w:r>
-        <w:rPr>
-          <w:highlight w:val="yellow"/>
-        </w:rPr>
-        <w:t xml:space="preserve">char* </w:t>
-      </w:r>
-      <w:proofErr w:type="spellStart"/>
-      <w:r>
-        <w:rPr>
-          <w:highlight w:val="yellow"/>
-        </w:rPr>
-        <w:t>i_str</w:t>
-      </w:r>
-      <w:proofErr w:type="spellEnd"/>
-      <w:r>
-        <w:rPr>
-          <w:highlight w:val="yellow"/>
-        </w:rPr>
-        <w:t xml:space="preserve">; </w:t>
-      </w:r>
-    </w:p>
-    <w:p>
-      <w:pPr>
-        <w:pStyle w:val="a6"/>
-        <w:rPr>
-          <w:highlight w:val="yellow"/>
-        </w:rPr>
-      </w:pPr>
-      <w:r>
-        <w:rPr>
-          <w:highlight w:val="yellow"/>
-        </w:rPr>
-        <w:t xml:space="preserve">  char* </w:t>
-      </w:r>
-      <w:proofErr w:type="gramStart"/>
-      <w:r>
-        <w:rPr>
-          <w:highlight w:val="yellow"/>
-        </w:rPr>
-        <w:t>argv[</w:t>
-      </w:r>
-      <w:proofErr w:type="gramEnd"/>
-      <w:r>
-        <w:rPr>
-          <w:highlight w:val="yellow"/>
-        </w:rPr>
-        <w:t>128];</w:t>
-      </w:r>
-    </w:p>
-    <w:p>
-      <w:pPr>
-        <w:pStyle w:val="a6"/>
-        <w:rPr>
-          <w:highlight w:val="yellow"/>
-        </w:rPr>
-      </w:pPr>
-      <w:r>
-        <w:rPr>
-          <w:highlight w:val="yellow"/>
-        </w:rPr>
-        <w:t xml:space="preserve">  int </w:t>
-      </w:r>
       <w:proofErr w:type="spellStart"/>
       <w:r>
         <w:rPr>
@@ -3846,36 +3874,16 @@
         <w:rPr>
           <w:highlight w:val="yellow"/>
         </w:rPr>
-        <w:t xml:space="preserve"> = 0;</w:t>
-      </w:r>
-    </w:p>
-    <w:p>
-      <w:pPr>
-        <w:pStyle w:val="a6"/>
-        <w:rPr>
-          <w:highlight w:val="yellow"/>
-        </w:rPr>
-      </w:pPr>
-      <w:r>
-        <w:rPr>
-          <w:highlight w:val="yellow"/>
-        </w:rPr>
-        <w:t xml:space="preserve">  </w:t>
-      </w:r>
-      <w:proofErr w:type="spellStart"/>
-      <w:r>
-        <w:rPr>
-          <w:highlight w:val="yellow"/>
-        </w:rPr>
-        <w:t>size_t</w:t>
-      </w:r>
-      <w:proofErr w:type="spellEnd"/>
-      <w:r>
-        <w:rPr>
-          <w:highlight w:val="yellow"/>
-        </w:rPr>
-        <w:t xml:space="preserve"> length;</w:t>
-      </w:r>
+        <w:t>++;</w:t>
+      </w:r>
+    </w:p>
+    <w:p>
+      <w:pPr>
+        <w:pStyle w:val="a6"/>
+        <w:rPr>
+          <w:highlight w:val="yellow"/>
+        </w:rPr>
+      </w:pPr>
     </w:p>
     <w:p>
       <w:pPr>
@@ -3883,267 +3891,29 @@
         <w:rPr>
           <w:b/>
           <w:highlight w:val="yellow"/>
-          <w:lang w:val="ru-RU"/>
-        </w:rPr>
-      </w:pPr>
-      <w:r>
-        <w:rPr>
-          <w:highlight w:val="yellow"/>
-        </w:rPr>
-        <w:t xml:space="preserve">  </w:t>
-      </w:r>
+        </w:rPr>
+      </w:pPr>
       <w:r>
         <w:rPr>
           <w:b/>
           <w:highlight w:val="yellow"/>
-          <w:lang w:val="ru-RU"/>
-        </w:rPr>
-        <w:t>//</w:t>
-      </w:r>
-    </w:p>
-    <w:p>
-      <w:pPr>
-        <w:pStyle w:val="a6"/>
-        <w:rPr>
-          <w:highlight w:val="yellow"/>
-        </w:rPr>
-      </w:pPr>
-      <w:r>
-        <w:rPr>
-          <w:highlight w:val="yellow"/>
-        </w:rPr>
-        <w:t xml:space="preserve">  length = </w:t>
-      </w:r>
-      <w:proofErr w:type="spellStart"/>
-      <w:r>
-        <w:rPr>
-          <w:highlight w:val="yellow"/>
-        </w:rPr>
-        <w:t>strlen</w:t>
-      </w:r>
-      <w:proofErr w:type="spellEnd"/>
-      <w:r>
-        <w:rPr>
-          <w:highlight w:val="yellow"/>
-        </w:rPr>
-        <w:t>(</w:t>
-      </w:r>
-      <w:proofErr w:type="spellStart"/>
-      <w:r>
-        <w:rPr>
-          <w:highlight w:val="yellow"/>
-        </w:rPr>
-        <w:t>fname</w:t>
-      </w:r>
-      <w:proofErr w:type="spellEnd"/>
-      <w:r>
-        <w:rPr>
-          <w:highlight w:val="yellow"/>
-        </w:rPr>
-        <w:t xml:space="preserve">) + 1;// '\0' </w:t>
-      </w:r>
-    </w:p>
-    <w:p>
-      <w:pPr>
-        <w:pStyle w:val="a6"/>
-        <w:rPr>
-          <w:highlight w:val="yellow"/>
-        </w:rPr>
-      </w:pPr>
-      <w:r>
-        <w:rPr>
-          <w:highlight w:val="yellow"/>
-        </w:rPr>
-        <w:t xml:space="preserve">  *</w:t>
-      </w:r>
-      <w:proofErr w:type="spellStart"/>
-      <w:proofErr w:type="gramStart"/>
-      <w:r>
-        <w:rPr>
-          <w:highlight w:val="yellow"/>
-        </w:rPr>
-        <w:t>esp</w:t>
-      </w:r>
-      <w:proofErr w:type="spellEnd"/>
-      <w:proofErr w:type="gramEnd"/>
-      <w:r>
-        <w:rPr>
-          <w:highlight w:val="yellow"/>
-        </w:rPr>
-        <w:t xml:space="preserve"> -= length;</w:t>
-      </w:r>
-    </w:p>
-    <w:p>
-      <w:pPr>
-        <w:pStyle w:val="a6"/>
-        <w:rPr>
-          <w:highlight w:val="yellow"/>
-        </w:rPr>
-      </w:pPr>
-      <w:r>
-        <w:rPr>
-          <w:highlight w:val="yellow"/>
-        </w:rPr>
-        <w:t xml:space="preserve">  </w:t>
-      </w:r>
-      <w:proofErr w:type="spellStart"/>
-      <w:proofErr w:type="gramStart"/>
-      <w:r>
-        <w:rPr>
-          <w:highlight w:val="yellow"/>
-        </w:rPr>
-        <w:t>memcpy</w:t>
-      </w:r>
-      <w:proofErr w:type="spellEnd"/>
-      <w:r>
-        <w:rPr>
-          <w:highlight w:val="yellow"/>
-        </w:rPr>
-        <w:t>(</w:t>
-      </w:r>
-      <w:proofErr w:type="gramEnd"/>
-      <w:r>
-        <w:rPr>
-          <w:highlight w:val="yellow"/>
-        </w:rPr>
-        <w:t>*</w:t>
-      </w:r>
-      <w:proofErr w:type="spellStart"/>
-      <w:r>
-        <w:rPr>
-          <w:highlight w:val="yellow"/>
-        </w:rPr>
-        <w:t>esp</w:t>
-      </w:r>
-      <w:proofErr w:type="spellEnd"/>
-      <w:r>
-        <w:rPr>
-          <w:highlight w:val="yellow"/>
-        </w:rPr>
-        <w:t xml:space="preserve">, </w:t>
-      </w:r>
-      <w:proofErr w:type="spellStart"/>
-      <w:r>
-        <w:rPr>
-          <w:highlight w:val="yellow"/>
-        </w:rPr>
-        <w:t>fname</w:t>
-      </w:r>
-      <w:proofErr w:type="spellEnd"/>
-      <w:r>
-        <w:rPr>
-          <w:highlight w:val="yellow"/>
-        </w:rPr>
-        <w:t xml:space="preserve">, length); </w:t>
-      </w:r>
-    </w:p>
-    <w:p>
-      <w:pPr>
-        <w:pStyle w:val="a6"/>
-        <w:rPr>
-          <w:highlight w:val="yellow"/>
-        </w:rPr>
-      </w:pPr>
-      <w:r>
-        <w:rPr>
-          <w:highlight w:val="yellow"/>
-        </w:rPr>
-        <w:t xml:space="preserve">  argv[</w:t>
-      </w:r>
-      <w:proofErr w:type="spellStart"/>
-      <w:r>
-        <w:rPr>
-          <w:highlight w:val="yellow"/>
-        </w:rPr>
-        <w:t>argc</w:t>
-      </w:r>
-      <w:proofErr w:type="spellEnd"/>
-      <w:r>
-        <w:rPr>
-          <w:highlight w:val="yellow"/>
-        </w:rPr>
-        <w:t>] = *</w:t>
-      </w:r>
-      <w:proofErr w:type="spellStart"/>
-      <w:r>
-        <w:rPr>
-          <w:highlight w:val="yellow"/>
-        </w:rPr>
-        <w:t>esp</w:t>
-      </w:r>
-      <w:proofErr w:type="spellEnd"/>
-      <w:r>
-        <w:rPr>
-          <w:highlight w:val="yellow"/>
-        </w:rPr>
-        <w:t xml:space="preserve">;  </w:t>
-      </w:r>
-    </w:p>
-    <w:p>
-      <w:pPr>
-        <w:pStyle w:val="a6"/>
-        <w:rPr>
-          <w:highlight w:val="yellow"/>
-        </w:rPr>
-      </w:pPr>
-      <w:r>
-        <w:rPr>
-          <w:highlight w:val="yellow"/>
-        </w:rPr>
-        <w:t xml:space="preserve">  </w:t>
-      </w:r>
-      <w:proofErr w:type="spellStart"/>
-      <w:r>
-        <w:rPr>
-          <w:highlight w:val="yellow"/>
-        </w:rPr>
-        <w:t>argc</w:t>
-      </w:r>
-      <w:proofErr w:type="spellEnd"/>
-      <w:r>
-        <w:rPr>
-          <w:highlight w:val="yellow"/>
-        </w:rPr>
-        <w:t>++;</w:t>
-      </w:r>
-    </w:p>
-    <w:p>
-      <w:pPr>
-        <w:pStyle w:val="a6"/>
-        <w:rPr>
-          <w:highlight w:val="yellow"/>
-        </w:rPr>
-      </w:pPr>
-    </w:p>
-    <w:p>
-      <w:pPr>
-        <w:pStyle w:val="a6"/>
+        </w:rPr>
+        <w:t xml:space="preserve">  //argv[</w:t>
+      </w:r>
+      <w:proofErr w:type="spellStart"/>
+      <w:r>
         <w:rPr>
           <w:b/>
           <w:highlight w:val="yellow"/>
         </w:rPr>
-      </w:pPr>
+        <w:t>i</w:t>
+      </w:r>
+      <w:proofErr w:type="spellEnd"/>
       <w:r>
         <w:rPr>
           <w:b/>
           <w:highlight w:val="yellow"/>
         </w:rPr>
-        <w:t xml:space="preserve">  //argv[</w:t>
-      </w:r>
-      <w:proofErr w:type="spellStart"/>
-      <w:r>
-        <w:rPr>
-          <w:b/>
-          <w:highlight w:val="yellow"/>
-        </w:rPr>
-        <w:t>i</w:t>
-      </w:r>
-      <w:proofErr w:type="spellEnd"/>
-      <w:r>
-        <w:rPr>
-          <w:b/>
-          <w:highlight w:val="yellow"/>
-        </w:rPr>
         <w:t>]</w:t>
       </w:r>
     </w:p>
@@ -4172,17 +3942,9 @@
         <w:rPr>
           <w:highlight w:val="yellow"/>
         </w:rPr>
-        <w:t xml:space="preserve">  </w:t>
-      </w:r>
-      <w:proofErr w:type="gramStart"/>
-      <w:r>
-        <w:rPr>
-          <w:highlight w:val="yellow"/>
-        </w:rPr>
-        <w:t>for(</w:t>
-      </w:r>
-      <w:proofErr w:type="spellStart"/>
-      <w:proofErr w:type="gramEnd"/>
+        <w:t xml:space="preserve">  for(</w:t>
+      </w:r>
+      <w:proofErr w:type="spellStart"/>
       <w:r>
         <w:rPr>
           <w:highlight w:val="yellow"/>
@@ -4310,7 +4072,6 @@
         <w:t xml:space="preserve">  *</w:t>
       </w:r>
       <w:proofErr w:type="spellStart"/>
-      <w:proofErr w:type="gramStart"/>
       <w:r>
         <w:rPr>
           <w:highlight w:val="yellow"/>
@@ -4318,7 +4079,6 @@
         <w:t>esp</w:t>
       </w:r>
       <w:proofErr w:type="spellEnd"/>
-      <w:proofErr w:type="gramEnd"/>
       <w:r>
         <w:rPr>
           <w:highlight w:val="yellow"/>
@@ -4341,7 +4101,6 @@
         <w:t xml:space="preserve">  </w:t>
       </w:r>
       <w:proofErr w:type="spellStart"/>
-      <w:proofErr w:type="gramStart"/>
       <w:r>
         <w:rPr>
           <w:highlight w:val="yellow"/>
@@ -4353,14 +4112,7 @@
         <w:rPr>
           <w:highlight w:val="yellow"/>
         </w:rPr>
-        <w:t>(</w:t>
-      </w:r>
-      <w:proofErr w:type="gramEnd"/>
-      <w:r>
-        <w:rPr>
-          <w:highlight w:val="yellow"/>
-        </w:rPr>
-        <w:t>*</w:t>
+        <w:t>(*</w:t>
       </w:r>
       <w:proofErr w:type="spellStart"/>
       <w:r>
@@ -4540,21 +4292,7 @@
         <w:rPr>
           <w:highlight w:val="yellow"/>
         </w:rPr>
-        <w:t xml:space="preserve"> -= sizeof(uint8_t) * ((uint32_</w:t>
-      </w:r>
-      <w:proofErr w:type="gramStart"/>
-      <w:r>
-        <w:rPr>
-          <w:highlight w:val="yellow"/>
-        </w:rPr>
-        <w:t>t)*</w:t>
-      </w:r>
-      <w:proofErr w:type="gramEnd"/>
-      <w:r>
-        <w:rPr>
-          <w:highlight w:val="yellow"/>
-        </w:rPr>
-        <w:t xml:space="preserve"> </w:t>
+        <w:t xml:space="preserve"> -= sizeof(uint8_t) * ((uint32_t)* </w:t>
       </w:r>
       <w:proofErr w:type="spellStart"/>
       <w:r>
@@ -4585,7 +4323,6 @@
         <w:t xml:space="preserve">  *</w:t>
       </w:r>
       <w:proofErr w:type="spellStart"/>
-      <w:proofErr w:type="gramStart"/>
       <w:r>
         <w:rPr>
           <w:highlight w:val="yellow"/>
@@ -4593,7 +4330,6 @@
         <w:t>esp</w:t>
       </w:r>
       <w:proofErr w:type="spellEnd"/>
-      <w:proofErr w:type="gramEnd"/>
       <w:r>
         <w:rPr>
           <w:highlight w:val="yellow"/>
@@ -4658,7 +4394,21 @@
         <w:rPr>
           <w:highlight w:val="yellow"/>
         </w:rPr>
-        <w:t xml:space="preserve">  for (int i = </w:t>
+        <w:t xml:space="preserve">  for (int </w:t>
+      </w:r>
+      <w:proofErr w:type="spellStart"/>
+      <w:r>
+        <w:rPr>
+          <w:highlight w:val="yellow"/>
+        </w:rPr>
+        <w:t>i</w:t>
+      </w:r>
+      <w:proofErr w:type="spellEnd"/>
+      <w:r>
+        <w:rPr>
+          <w:highlight w:val="yellow"/>
+        </w:rPr>
+        <w:t xml:space="preserve"> = </w:t>
       </w:r>
       <w:proofErr w:type="spellStart"/>
       <w:r>
@@ -4731,7 +4481,6 @@
         <w:t xml:space="preserve">    *</w:t>
       </w:r>
       <w:proofErr w:type="spellStart"/>
-      <w:proofErr w:type="gramStart"/>
       <w:r>
         <w:rPr>
           <w:highlight w:val="yellow"/>
@@ -4739,7 +4488,6 @@
         <w:t>esp</w:t>
       </w:r>
       <w:proofErr w:type="spellEnd"/>
-      <w:proofErr w:type="gramEnd"/>
       <w:r>
         <w:rPr>
           <w:highlight w:val="yellow"/>
@@ -4761,7 +4509,6 @@
         <w:t xml:space="preserve">    </w:t>
       </w:r>
       <w:proofErr w:type="spellStart"/>
-      <w:proofErr w:type="gramStart"/>
       <w:r>
         <w:rPr>
           <w:highlight w:val="yellow"/>
@@ -4773,14 +4520,7 @@
         <w:rPr>
           <w:highlight w:val="yellow"/>
         </w:rPr>
-        <w:t>(</w:t>
-      </w:r>
-      <w:proofErr w:type="gramEnd"/>
-      <w:r>
-        <w:rPr>
-          <w:highlight w:val="yellow"/>
-        </w:rPr>
-        <w:t>*</w:t>
+        <w:t>(*</w:t>
       </w:r>
       <w:proofErr w:type="spellStart"/>
       <w:r>
@@ -4903,7 +4643,6 @@
         <w:t xml:space="preserve">  *</w:t>
       </w:r>
       <w:proofErr w:type="spellStart"/>
-      <w:proofErr w:type="gramStart"/>
       <w:r>
         <w:rPr>
           <w:highlight w:val="yellow"/>
@@ -4911,7 +4650,6 @@
         <w:t>esp</w:t>
       </w:r>
       <w:proofErr w:type="spellEnd"/>
-      <w:proofErr w:type="gramEnd"/>
       <w:r>
         <w:rPr>
           <w:highlight w:val="yellow"/>
@@ -4933,7 +4671,6 @@
         <w:t xml:space="preserve">  </w:t>
       </w:r>
       <w:proofErr w:type="spellStart"/>
-      <w:proofErr w:type="gramStart"/>
       <w:r>
         <w:rPr>
           <w:highlight w:val="yellow"/>
@@ -4945,14 +4682,7 @@
         <w:rPr>
           <w:highlight w:val="yellow"/>
         </w:rPr>
-        <w:t>(</w:t>
-      </w:r>
-      <w:proofErr w:type="gramEnd"/>
-      <w:r>
-        <w:rPr>
-          <w:highlight w:val="yellow"/>
-        </w:rPr>
-        <w:t>*</w:t>
+        <w:t>(*</w:t>
       </w:r>
       <w:proofErr w:type="spellStart"/>
       <w:r>
@@ -4997,7 +4727,6 @@
         <w:t xml:space="preserve">  *</w:t>
       </w:r>
       <w:proofErr w:type="spellStart"/>
-      <w:proofErr w:type="gramStart"/>
       <w:r>
         <w:rPr>
           <w:highlight w:val="yellow"/>
@@ -5005,7 +4734,6 @@
         <w:t>esp</w:t>
       </w:r>
       <w:proofErr w:type="spellEnd"/>
-      <w:proofErr w:type="gramEnd"/>
       <w:r>
         <w:rPr>
           <w:highlight w:val="yellow"/>
@@ -5066,7 +4794,6 @@
         <w:t xml:space="preserve">  </w:t>
       </w:r>
       <w:proofErr w:type="spellStart"/>
-      <w:proofErr w:type="gramStart"/>
       <w:r>
         <w:rPr>
           <w:highlight w:val="yellow"/>
@@ -5078,14 +4805,7 @@
         <w:rPr>
           <w:highlight w:val="yellow"/>
         </w:rPr>
-        <w:t>(</w:t>
-      </w:r>
-      <w:proofErr w:type="gramEnd"/>
-      <w:r>
-        <w:rPr>
-          <w:highlight w:val="yellow"/>
-        </w:rPr>
-        <w:t>*</w:t>
+        <w:t>(*</w:t>
       </w:r>
       <w:proofErr w:type="spellStart"/>
       <w:r>
@@ -5130,7 +4850,6 @@
         <w:t xml:space="preserve">  *</w:t>
       </w:r>
       <w:proofErr w:type="spellStart"/>
-      <w:proofErr w:type="gramStart"/>
       <w:r>
         <w:rPr>
           <w:highlight w:val="yellow"/>
@@ -5138,7 +4857,6 @@
         <w:t>esp</w:t>
       </w:r>
       <w:proofErr w:type="spellEnd"/>
-      <w:proofErr w:type="gramEnd"/>
       <w:r>
         <w:rPr>
           <w:highlight w:val="yellow"/>
@@ -5310,21 +5028,7 @@
         <w:rPr>
           <w:highlight w:val="yellow"/>
         </w:rPr>
-        <w:t>if (*(int</w:t>
-      </w:r>
-      <w:proofErr w:type="gramStart"/>
-      <w:r>
-        <w:rPr>
-          <w:highlight w:val="yellow"/>
-        </w:rPr>
-        <w:t>*)f</w:t>
-      </w:r>
-      <w:proofErr w:type="gramEnd"/>
-      <w:r>
-        <w:rPr>
-          <w:highlight w:val="yellow"/>
-        </w:rPr>
-        <w:t>-&gt;</w:t>
+        <w:t>if (*(int*)f-&gt;</w:t>
       </w:r>
       <w:proofErr w:type="spellStart"/>
       <w:r>
@@ -5396,7 +5100,6 @@
         <w:t>*) f-&gt;</w:t>
       </w:r>
       <w:proofErr w:type="spellStart"/>
-      <w:proofErr w:type="gramStart"/>
       <w:r>
         <w:rPr>
           <w:highlight w:val="yellow"/>
@@ -5408,14 +5111,7 @@
         <w:rPr>
           <w:highlight w:val="yellow"/>
         </w:rPr>
-        <w:t>)[</w:t>
-      </w:r>
-      <w:proofErr w:type="gramEnd"/>
-      <w:r>
-        <w:rPr>
-          <w:highlight w:val="yellow"/>
-        </w:rPr>
-        <w:t>1];</w:t>
+        <w:t>)[1];</w:t>
       </w:r>
     </w:p>
     <w:p>
@@ -5436,28 +5132,14 @@
         <w:rPr>
           <w:highlight w:val="yellow"/>
         </w:rPr>
-        <w:t>thread_</w:t>
-      </w:r>
-      <w:proofErr w:type="gramStart"/>
-      <w:r>
-        <w:rPr>
-          <w:highlight w:val="yellow"/>
-        </w:rPr>
-        <w:t>current</w:t>
-      </w:r>
-      <w:proofErr w:type="spellEnd"/>
-      <w:r>
-        <w:rPr>
-          <w:highlight w:val="yellow"/>
-        </w:rPr>
-        <w:t>(</w:t>
-      </w:r>
-      <w:proofErr w:type="gramEnd"/>
-      <w:r>
-        <w:rPr>
-          <w:highlight w:val="yellow"/>
-        </w:rPr>
-        <w:t>)-&gt;</w:t>
+        <w:t>thread_current</w:t>
+      </w:r>
+      <w:proofErr w:type="spellEnd"/>
+      <w:r>
+        <w:rPr>
+          <w:highlight w:val="yellow"/>
+        </w:rPr>
+        <w:t>()-&gt;</w:t>
       </w:r>
       <w:proofErr w:type="spellStart"/>
       <w:r>
@@ -5525,28 +5207,14 @@
         <w:rPr>
           <w:highlight w:val="yellow"/>
         </w:rPr>
-        <w:t>thread_</w:t>
-      </w:r>
-      <w:proofErr w:type="gramStart"/>
-      <w:r>
-        <w:rPr>
-          <w:highlight w:val="yellow"/>
-        </w:rPr>
-        <w:t>exit</w:t>
-      </w:r>
-      <w:proofErr w:type="spellEnd"/>
-      <w:r>
-        <w:rPr>
-          <w:highlight w:val="yellow"/>
-        </w:rPr>
-        <w:t>(</w:t>
-      </w:r>
-      <w:proofErr w:type="gramEnd"/>
-      <w:r>
-        <w:rPr>
-          <w:highlight w:val="yellow"/>
-        </w:rPr>
-        <w:t>);</w:t>
+        <w:t>thread_exit</w:t>
+      </w:r>
+      <w:proofErr w:type="spellEnd"/>
+      <w:r>
+        <w:rPr>
+          <w:highlight w:val="yellow"/>
+        </w:rPr>
+        <w:t>();</w:t>
       </w:r>
     </w:p>
     <w:p>
@@ -5602,21 +5270,7 @@
         <w:rPr>
           <w:highlight w:val="yellow"/>
         </w:rPr>
-        <w:t xml:space="preserve">  if (*(int</w:t>
-      </w:r>
-      <w:proofErr w:type="gramStart"/>
-      <w:r>
-        <w:rPr>
-          <w:highlight w:val="yellow"/>
-        </w:rPr>
-        <w:t>*)f</w:t>
-      </w:r>
-      <w:proofErr w:type="gramEnd"/>
-      <w:r>
-        <w:rPr>
-          <w:highlight w:val="yellow"/>
-        </w:rPr>
-        <w:t>-&gt;</w:t>
+        <w:t xml:space="preserve">  if (*(int*)f-&gt;</w:t>
       </w:r>
       <w:proofErr w:type="spellStart"/>
       <w:r>
@@ -5660,7 +5314,6 @@
         <w:t xml:space="preserve">    </w:t>
       </w:r>
       <w:proofErr w:type="spellStart"/>
-      <w:proofErr w:type="gramStart"/>
       <w:r>
         <w:rPr>
           <w:highlight w:val="yellow"/>
@@ -5672,14 +5325,7 @@
         <w:rPr>
           <w:highlight w:val="yellow"/>
         </w:rPr>
-        <w:t>(</w:t>
-      </w:r>
-      <w:proofErr w:type="gramEnd"/>
-      <w:r>
-        <w:rPr>
-          <w:highlight w:val="yellow"/>
-        </w:rPr>
-        <w:t>((const char**)f-&gt;</w:t>
+        <w:t>(((const char**)f-&gt;</w:t>
       </w:r>
       <w:proofErr w:type="spellStart"/>
       <w:r>
@@ -5770,15 +5416,7 @@
         <w:pStyle w:val="a6"/>
       </w:pPr>
       <w:r>
-        <w:t xml:space="preserve">  printf ("system </w:t>
-      </w:r>
-      <w:proofErr w:type="gramStart"/>
-      <w:r>
-        <w:t>call!\</w:t>
-      </w:r>
-      <w:proofErr w:type="gramEnd"/>
-      <w:r>
-        <w:t>n");</w:t>
+        <w:t xml:space="preserve">  printf ("system call!\n");</w:t>
       </w:r>
     </w:p>
     <w:p>
@@ -6721,19 +6359,11 @@
           <w:highlight w:val="yellow"/>
         </w:rPr>
       </w:pPr>
-      <w:proofErr w:type="gramStart"/>
-      <w:r>
-        <w:rPr>
-          <w:highlight w:val="yellow"/>
-        </w:rPr>
-        <w:t>main(</w:t>
-      </w:r>
-      <w:proofErr w:type="gramEnd"/>
-      <w:r>
-        <w:rPr>
-          <w:highlight w:val="yellow"/>
-        </w:rPr>
-        <w:t xml:space="preserve">int </w:t>
+      <w:r>
+        <w:rPr>
+          <w:highlight w:val="yellow"/>
+        </w:rPr>
+        <w:t xml:space="preserve">main(int </w:t>
       </w:r>
       <w:proofErr w:type="spellStart"/>
       <w:r>
@@ -6813,19 +6443,11 @@
         <w:t xml:space="preserve">  int </w:t>
       </w:r>
       <w:proofErr w:type="spellStart"/>
-      <w:proofErr w:type="gramStart"/>
-      <w:r>
-        <w:rPr>
-          <w:highlight w:val="yellow"/>
-        </w:rPr>
-        <w:t>i,j</w:t>
-      </w:r>
-      <w:proofErr w:type="gramEnd"/>
-      <w:r>
-        <w:rPr>
-          <w:highlight w:val="yellow"/>
-        </w:rPr>
-        <w:t>,jenk,k</w:t>
+      <w:r>
+        <w:rPr>
+          <w:highlight w:val="yellow"/>
+        </w:rPr>
+        <w:t>i,j,jenk,k</w:t>
       </w:r>
       <w:proofErr w:type="spellEnd"/>
       <w:r>
@@ -6978,14 +6600,7 @@
         <w:rPr>
           <w:highlight w:val="yellow"/>
         </w:rPr>
-        <w:t xml:space="preserve">    if</w:t>
-      </w:r>
-      <w:proofErr w:type="gramStart"/>
-      <w:r>
-        <w:rPr>
-          <w:highlight w:val="yellow"/>
-        </w:rPr>
-        <w:t>(!</w:t>
+        <w:t xml:space="preserve">    if(!</w:t>
       </w:r>
       <w:proofErr w:type="spellStart"/>
       <w:r>
@@ -6995,7 +6610,6 @@
         <w:t>strcmp</w:t>
       </w:r>
       <w:proofErr w:type="spellEnd"/>
-      <w:proofErr w:type="gramEnd"/>
       <w:r>
         <w:rPr>
           <w:highlight w:val="yellow"/>
@@ -7215,21 +6829,7 @@
         <w:rPr>
           <w:highlight w:val="yellow"/>
         </w:rPr>
-        <w:t xml:space="preserve">    </w:t>
-      </w:r>
-      <w:proofErr w:type="gramStart"/>
-      <w:r>
-        <w:rPr>
-          <w:highlight w:val="yellow"/>
-        </w:rPr>
-        <w:t>printf(</w:t>
-      </w:r>
-      <w:proofErr w:type="gramEnd"/>
-      <w:r>
-        <w:rPr>
-          <w:highlight w:val="yellow"/>
-        </w:rPr>
-        <w:t xml:space="preserve">"There is no Y.\n");  </w:t>
+        <w:t xml:space="preserve">    printf("There is no Y.\n");  </w:t>
       </w:r>
     </w:p>
     <w:p>
@@ -7444,14 +7044,7 @@
         <w:rPr>
           <w:highlight w:val="yellow"/>
         </w:rPr>
-        <w:t xml:space="preserve">      if</w:t>
-      </w:r>
-      <w:proofErr w:type="gramStart"/>
-      <w:r>
-        <w:rPr>
-          <w:highlight w:val="yellow"/>
-        </w:rPr>
-        <w:t>(!</w:t>
+        <w:t xml:space="preserve">      if(!</w:t>
       </w:r>
       <w:proofErr w:type="spellStart"/>
       <w:r>
@@ -7461,7 +7054,6 @@
         <w:t>strcmp</w:t>
       </w:r>
       <w:proofErr w:type="spellEnd"/>
-      <w:proofErr w:type="gramEnd"/>
       <w:r>
         <w:rPr>
           <w:highlight w:val="yellow"/>
@@ -7536,21 +7128,7 @@
         <w:rPr>
           <w:highlight w:val="yellow"/>
         </w:rPr>
-        <w:t xml:space="preserve">  {</w:t>
-      </w:r>
-      <w:proofErr w:type="gramStart"/>
-      <w:r>
-        <w:rPr>
-          <w:highlight w:val="yellow"/>
-        </w:rPr>
-        <w:t>printf(</w:t>
-      </w:r>
-      <w:proofErr w:type="gramEnd"/>
-      <w:r>
-        <w:rPr>
-          <w:highlight w:val="yellow"/>
-        </w:rPr>
-        <w:t>"X contain Y\n");}</w:t>
+        <w:t xml:space="preserve">  {printf("X contain Y\n");}</w:t>
       </w:r>
     </w:p>
     <w:p>
@@ -7578,36 +7156,22 @@
         <w:rPr>
           <w:highlight w:val="yellow"/>
         </w:rPr>
+        <w:t xml:space="preserve">  printf("X not contain Y\n");</w:t>
+      </w:r>
+    </w:p>
+    <w:p>
+      <w:pPr>
+        <w:pStyle w:val="a6"/>
+        <w:rPr>
+          <w:highlight w:val="yellow"/>
+        </w:rPr>
+      </w:pPr>
+      <w:r>
+        <w:rPr>
+          <w:highlight w:val="yellow"/>
+        </w:rPr>
         <w:t xml:space="preserve">  </w:t>
       </w:r>
-      <w:proofErr w:type="gramStart"/>
-      <w:r>
-        <w:rPr>
-          <w:highlight w:val="yellow"/>
-        </w:rPr>
-        <w:t>printf(</w:t>
-      </w:r>
-      <w:proofErr w:type="gramEnd"/>
-      <w:r>
-        <w:rPr>
-          <w:highlight w:val="yellow"/>
-        </w:rPr>
-        <w:t>"X not contain Y\n");</w:t>
-      </w:r>
-    </w:p>
-    <w:p>
-      <w:pPr>
-        <w:pStyle w:val="a6"/>
-        <w:rPr>
-          <w:highlight w:val="yellow"/>
-        </w:rPr>
-      </w:pPr>
-      <w:r>
-        <w:rPr>
-          <w:highlight w:val="yellow"/>
-        </w:rPr>
-        <w:t xml:space="preserve">  </w:t>
-      </w:r>
     </w:p>
     <w:p>
       <w:pPr>
@@ -7634,21 +7198,7 @@
         <w:rPr>
           <w:highlight w:val="yellow"/>
         </w:rPr>
-        <w:t xml:space="preserve"> ("%</w:t>
-      </w:r>
-      <w:proofErr w:type="gramStart"/>
-      <w:r>
-        <w:rPr>
-          <w:highlight w:val="yellow"/>
-        </w:rPr>
-        <w:t>d  %</w:t>
-      </w:r>
-      <w:proofErr w:type="gramEnd"/>
-      <w:r>
-        <w:rPr>
-          <w:highlight w:val="yellow"/>
-        </w:rPr>
-        <w:t>d  %d\n",</w:t>
+        <w:t xml:space="preserve"> ("%d  %d  %d\n",</w:t>
       </w:r>
       <w:proofErr w:type="spellStart"/>
       <w:r>
@@ -8410,6 +7960,7 @@
     <w:lsdException w:name="HTML Sample" w:semiHidden="1" w:unhideWhenUsed="1"/>
     <w:lsdException w:name="HTML Typewriter" w:semiHidden="1" w:unhideWhenUsed="1"/>
     <w:lsdException w:name="HTML Variable" w:semiHidden="1" w:unhideWhenUsed="1"/>
+    <w:lsdException w:name="Normal Table" w:semiHidden="1" w:unhideWhenUsed="1"/>
     <w:lsdException w:name="annotation subject" w:semiHidden="1" w:unhideWhenUsed="1"/>
     <w:lsdException w:name="No List" w:semiHidden="1" w:unhideWhenUsed="1"/>
     <w:lsdException w:name="Outline List 1" w:semiHidden="1" w:unhideWhenUsed="1"/>
@@ -8452,8 +8003,11 @@
     <w:lsdException w:name="Table Contemporary" w:semiHidden="1" w:unhideWhenUsed="1"/>
     <w:lsdException w:name="Table Elegant" w:semiHidden="1" w:unhideWhenUsed="1"/>
     <w:lsdException w:name="Table Professional" w:semiHidden="1" w:unhideWhenUsed="1"/>
+    <w:lsdException w:name="Table Subtle 1" w:semiHidden="1" w:unhideWhenUsed="1"/>
     <w:lsdException w:name="Table Subtle 2" w:semiHidden="1" w:unhideWhenUsed="1"/>
     <w:lsdException w:name="Table Web 1" w:semiHidden="1" w:unhideWhenUsed="1"/>
+    <w:lsdException w:name="Table Web 2" w:semiHidden="1" w:unhideWhenUsed="1"/>
+    <w:lsdException w:name="Table Web 3" w:semiHidden="1" w:unhideWhenUsed="1"/>
     <w:lsdException w:name="Balloon Text" w:semiHidden="1" w:unhideWhenUsed="1"/>
     <w:lsdException w:name="Table Grid" w:uiPriority="39"/>
     <w:lsdException w:name="Table Theme" w:semiHidden="1" w:unhideWhenUsed="1"/>
